--- a/submission/02_配套文档/docx/概要设计说明书.docx
+++ b/submission/02_配套文档/docx/概要设计说明书.docx
@@ -61,7 +61,7 @@
           <w:color w:val="666666"/>
           <w:sz w:val="21"/>
         </w:rPr>
-        <w:t>中国软件杯 A3 赛题 · 基于大模型的个性化资源生成与学习多智能体系统开发</w:t>
+        <w:t>2026 福建高校「火山杯」Agent 创新大赛 · 参赛作品</w:t>
       </w:r>
     </w:p>
     <w:p>
@@ -92,7 +92,7 @@
           <w:color w:val="1A1A2E"/>
           <w:sz w:val="21"/>
         </w:rPr>
-        <w:t>文档版本：v2.0    日期：2026-07-20</w:t>
+        <w:t>文档版本：v2.1    日期：2026-09-19</w:t>
       </w:r>
     </w:p>
     <w:p>
@@ -356,7 +356,7 @@
           <w:color w:val="1A1A2E"/>
           <w:sz w:val="21"/>
         </w:rPr>
-        <w:t>系统须实现：10 节点多智能体编排、7 类资源生成、跨 Agent 一致性 + 知识支撑度双重防幻觉、讯飞 10 能力多模态融合、408 四科知识图谱与学情画像、教师权限与配额限流。</w:t>
+        <w:t>系统须实现：11 节点多智能体编排、7 类资源生成、跨 Agent 一致性 + 知识支撑度双重防幻觉、讯飞 10 能力多模态融合、408 四科知识图谱与学情画像、教师权限与配额限流。</w:t>
       </w:r>
     </w:p>
     <w:p>
@@ -927,7 +927,7 @@
                 <w:color w:val="1A1A2E"/>
                 <w:sz w:val="19"/>
               </w:rPr>
-              <w:t>10 节点 StateGraph 装配与路由</w:t>
+              <w:t>11 节点 StateGraph 装配与路由</w:t>
             </w:r>
           </w:p>
         </w:tc>

--- a/submission/02_配套文档/docx/概要设计说明书.docx
+++ b/submission/02_配套文档/docx/概要设计说明书.docx
@@ -3019,7 +3019,7 @@
           <w:color w:val="999999"/>
           <w:sz w:val="17"/>
         </w:rPr>
-        <w:t>━ 本文档由 MARS-408 参赛团队编写，配套中国软件杯 A3 赛题提交 ━</w:t>
+        <w:t>━ 本文档由 MARS-408 参赛团队编写，2026 福建高校「火山杯」Agent 创新大赛参赛配套 ━</w:t>
       </w:r>
     </w:p>
     <w:sectPr>

--- a/submission/02_配套文档/docx/概要设计说明书.docx
+++ b/submission/02_配套文档/docx/概要设计说明书.docx
@@ -2,20 +2,22 @@
 <file path=word/document.xml><?xml version="1.0" encoding="utf-8"?>
 <w:document xmlns:wpc="http://schemas.microsoft.com/office/word/2010/wordprocessingCanvas" xmlns:mo="http://schemas.microsoft.com/office/mac/office/2008/main" xmlns:mc="http://schemas.openxmlformats.org/markup-compatibility/2006" xmlns:mv="urn:schemas-microsoft-com:mac:vml" xmlns:o="urn:schemas-microsoft-com:office:office" xmlns:r="http://schemas.openxmlformats.org/officeDocument/2006/relationships" xmlns:m="http://schemas.openxmlformats.org/officeDocument/2006/math" xmlns:v="urn:schemas-microsoft-com:vml" xmlns:wp14="http://schemas.microsoft.com/office/word/2010/wordprocessingDrawing" xmlns:wp="http://schemas.openxmlformats.org/drawingml/2006/wordprocessingDrawing" xmlns:w10="urn:schemas-microsoft-com:office:word" xmlns:w="http://schemas.openxmlformats.org/wordprocessingml/2006/main" xmlns:w14="http://schemas.microsoft.com/office/word/2010/wordml" xmlns:wpg="http://schemas.microsoft.com/office/word/2010/wordprocessingGroup" xmlns:wpi="http://schemas.microsoft.com/office/word/2010/wordprocessingInk" xmlns:wne="http://schemas.microsoft.com/office/word/2006/wordml" xmlns:wps="http://schemas.microsoft.com/office/word/2010/wordprocessingShape" mc:Ignorable="w14 wp14">
   <w:body>
+    <w:p/>
+    <w:p/>
+    <w:p/>
     <w:p>
       <w:pPr>
-        <w:spacing w:after="0"/>
+        <w:jc w:val="center"/>
       </w:pPr>
-    </w:p>
-    <w:p>
-      <w:pPr>
-        <w:spacing w:after="0"/>
-      </w:pPr>
-    </w:p>
-    <w:p>
-      <w:pPr>
-        <w:spacing w:after="0"/>
-      </w:pPr>
+      <w:r>
+        <w:rPr>
+          <w:rFonts w:ascii="Calibri" w:hAnsi="Calibri" w:eastAsia="宋体"/>
+          <w:b/>
+          <w:color w:val="6C2BD9"/>
+          <w:sz w:val="26"/>
+        </w:rPr>
+        <w:t>闽江大学 · 芒得很职</w:t>
+      </w:r>
     </w:p>
     <w:p>
       <w:pPr>
@@ -23,45 +25,12 @@
       </w:pPr>
       <w:r>
         <w:rPr>
-          <w:rFonts w:ascii="Calibri" w:hAnsi="Calibri" w:eastAsia="黑体"/>
+          <w:rFonts w:ascii="Calibri" w:hAnsi="Calibri" w:eastAsia="宋体"/>
           <w:b/>
-          <w:i w:val="0"/>
-          <w:color w:val="6C2BD9"/>
-          <w:sz w:val="26"/>
-        </w:rPr>
-        <w:t>MARS-408 · 计算机408考研个性化学习多智能体系统</w:t>
-      </w:r>
-    </w:p>
-    <w:p>
-      <w:pPr>
-        <w:spacing w:before="480" w:after="160"/>
-        <w:jc w:val="center"/>
-      </w:pPr>
-      <w:r>
-        <w:rPr>
-          <w:rFonts w:ascii="Calibri" w:hAnsi="Calibri" w:eastAsia="黑体"/>
-          <w:b/>
-          <w:i w:val="0"/>
           <w:color w:val="1A1A2E"/>
           <w:sz w:val="52"/>
         </w:rPr>
         <w:t>概要设计说明书</w:t>
-      </w:r>
-    </w:p>
-    <w:p>
-      <w:pPr>
-        <w:spacing w:before="360"/>
-        <w:jc w:val="center"/>
-      </w:pPr>
-      <w:r>
-        <w:rPr>
-          <w:rFonts w:ascii="Calibri" w:hAnsi="Calibri" w:eastAsia="宋体"/>
-          <w:b w:val="0"/>
-          <w:i w:val="0"/>
-          <w:color w:val="666666"/>
-          <w:sz w:val="21"/>
-        </w:rPr>
-        <w:t>2026 福建高校「火山杯」Agent 创新大赛 · 参赛作品</w:t>
       </w:r>
     </w:p>
     <w:p>
@@ -72,27 +41,10 @@
         <w:rPr>
           <w:rFonts w:ascii="Calibri" w:hAnsi="Calibri" w:eastAsia="宋体"/>
           <w:b w:val="0"/>
-          <w:i w:val="0"/>
-          <w:color w:val="6C2BD9"/>
-          <w:sz w:val="22"/>
-        </w:rPr>
-        <w:t>━━━━━━━━━━━━━━━━━━</w:t>
-      </w:r>
-    </w:p>
-    <w:p>
-      <w:pPr>
-        <w:spacing w:before="240"/>
-        <w:jc w:val="center"/>
-      </w:pPr>
-      <w:r>
-        <w:rPr>
-          <w:rFonts w:ascii="Calibri" w:hAnsi="Calibri" w:eastAsia="宋体"/>
-          <w:b w:val="0"/>
-          <w:i w:val="0"/>
-          <w:color w:val="1A1A2E"/>
+          <w:color w:val="666666"/>
           <w:sz w:val="21"/>
         </w:rPr>
-        <w:t>文档版本：v2.1    日期：2026-09-19</w:t>
+        <w:t>计算机类学生职业素养对抗实训平台</w:t>
       </w:r>
     </w:p>
     <w:p>
@@ -103,28 +55,35 @@
         <w:rPr>
           <w:rFonts w:ascii="Calibri" w:hAnsi="Calibri" w:eastAsia="宋体"/>
           <w:b w:val="0"/>
-          <w:i w:val="0"/>
-          <w:color w:val="1A1A2E"/>
-          <w:sz w:val="21"/>
+          <w:color w:val="6C2BD9"/>
+          <w:sz w:val="22"/>
         </w:rPr>
-        <w:t>提交方：MARS-408 参赛团队    赛题组别：A 组</w:t>
-      </w:r>
-    </w:p>
-    <w:p>
-      <w:r>
-        <w:br w:type="page"/>
+        <w:t>━━━━━━━━━━━━━━━━━━━━━━━━━━━━━━━━━━</w:t>
       </w:r>
     </w:p>
     <w:p>
       <w:pPr>
-        <w:spacing w:after="160"/>
         <w:jc w:val="center"/>
       </w:pPr>
       <w:r>
         <w:rPr>
-          <w:rFonts w:ascii="Calibri" w:hAnsi="Calibri" w:eastAsia="黑体"/>
+          <w:rFonts w:ascii="Calibri" w:hAnsi="Calibri" w:eastAsia="宋体"/>
+          <w:b w:val="0"/>
+          <w:color w:val="1A1A2E"/>
+          <w:sz w:val="21"/>
+        </w:rPr>
+        <w:t>闽江大学 · 计算机类学生职业素养对抗实训平台</w:t>
+      </w:r>
+    </w:p>
+    <w:p/>
+    <w:p>
+      <w:pPr>
+        <w:jc w:val="center"/>
+      </w:pPr>
+      <w:r>
+        <w:rPr>
+          <w:rFonts w:ascii="Calibri" w:hAnsi="Calibri" w:eastAsia="宋体"/>
           <w:b/>
-          <w:i w:val="0"/>
           <w:color w:val="6C2BD9"/>
           <w:sz w:val="30"/>
         </w:rPr>
@@ -133,18 +92,26 @@
     </w:p>
     <w:p>
       <w:r>
+        <w:rPr>
+          <w:rFonts w:ascii="Calibri" w:hAnsi="Calibri" w:eastAsia="宋体"/>
+          <w:color w:val="1A1A2E"/>
+          <w:sz w:val="21"/>
+        </w:rPr>
         <w:fldChar w:fldCharType="begin"/>
         <w:instrText xml:space="preserve">TOC \o "1-3" \h \z \u</w:instrText>
         <w:fldChar w:fldCharType="separate"/>
-        <w:t>右键更新域可生成目录</w:t>
         <w:fldChar w:fldCharType="end"/>
       </w:r>
-    </w:p>
-    <w:p>
       <w:r>
-        <w:br w:type="page"/>
+        <w:rPr>
+          <w:rFonts w:ascii="Calibri" w:hAnsi="Calibri" w:eastAsia="宋体"/>
+          <w:color w:val="666666"/>
+          <w:sz w:val="21"/>
+        </w:rPr>
+        <w:t>右键更新域可生成目录</w:t>
       </w:r>
     </w:p>
+    <w:p/>
     <w:p>
       <w:pPr>
         <w:spacing w:before="60" w:after="60" w:line="312" w:lineRule="auto"/>
@@ -205,7 +172,7 @@
           <w:color w:val="666666"/>
           <w:sz w:val="20"/>
         </w:rPr>
-        <w:t>MARS-408 多智能体个性化学习系统（NetLearn）</w:t>
+        <w:t>芒得很职 多智能体个性化学习系统（芒得很职）</w:t>
       </w:r>
       <w:r>
         <w:br/>
@@ -229,7 +196,6 @@
         <w:rPr>
           <w:rFonts w:ascii="Calibri" w:hAnsi="Calibri" w:eastAsia="宋体"/>
           <w:b w:val="0"/>
-          <w:i w:val="0"/>
           <w:color w:val="999999"/>
           <w:sz w:val="18"/>
         </w:rPr>
@@ -238,23 +204,35 @@
     </w:p>
     <w:p>
       <w:pPr>
-        <w:pStyle w:val="Heading2"/>
+        <w:pStyle w:val="Heading1"/>
       </w:pPr>
       <w:r>
+        <w:rPr>
+          <w:rFonts w:ascii="Calibri" w:hAnsi="Calibri" w:eastAsia="宋体"/>
+          <w:b/>
+          <w:color w:val="6C2BD9"/>
+          <w:sz w:val="28"/>
+        </w:rPr>
         <w:t>1. 引言</w:t>
       </w:r>
     </w:p>
     <w:p>
       <w:pPr>
-        <w:pStyle w:val="Heading3"/>
+        <w:pStyle w:val="Heading2"/>
       </w:pPr>
       <w:r>
+        <w:rPr>
+          <w:rFonts w:ascii="Calibri" w:hAnsi="Calibri" w:eastAsia="宋体"/>
+          <w:b/>
+          <w:color w:val="6C2BD9"/>
+          <w:sz w:val="24"/>
+        </w:rPr>
         <w:t>1.1 编写目的</w:t>
       </w:r>
     </w:p>
     <w:p>
       <w:pPr>
-        <w:spacing w:after="100" w:line="336" w:lineRule="auto"/>
+        <w:spacing w:before="80" w:after="80" w:line="276" w:lineRule="auto"/>
       </w:pPr>
       <w:r>
         <w:rPr>
@@ -264,20 +242,26 @@
           <w:color w:val="1A1A2E"/>
           <w:sz w:val="21"/>
         </w:rPr>
-        <w:t>说明 MARS-408 系统的总体设计架构、模块划分、接口与运行设计，作为详细设计与编码的依据。</w:t>
+        <w:t>说明 芒得很职 系统的总体设计架构、模块划分、接口与运行设计，作为详细设计与编码的依据。</w:t>
       </w:r>
     </w:p>
     <w:p>
       <w:pPr>
-        <w:pStyle w:val="Heading3"/>
+        <w:pStyle w:val="Heading2"/>
       </w:pPr>
       <w:r>
+        <w:rPr>
+          <w:rFonts w:ascii="Calibri" w:hAnsi="Calibri" w:eastAsia="宋体"/>
+          <w:b/>
+          <w:color w:val="6C2BD9"/>
+          <w:sz w:val="24"/>
+        </w:rPr>
         <w:t>1.2 背景与范围</w:t>
       </w:r>
     </w:p>
     <w:p>
       <w:pPr>
-        <w:spacing w:after="100" w:line="336" w:lineRule="auto"/>
+        <w:spacing w:before="80" w:after="80" w:line="276" w:lineRule="auto"/>
       </w:pPr>
       <w:r>
         <w:rPr>
@@ -292,15 +276,21 @@
     </w:p>
     <w:p>
       <w:pPr>
-        <w:pStyle w:val="Heading3"/>
+        <w:pStyle w:val="Heading2"/>
       </w:pPr>
       <w:r>
+        <w:rPr>
+          <w:rFonts w:ascii="Calibri" w:hAnsi="Calibri" w:eastAsia="宋体"/>
+          <w:b/>
+          <w:color w:val="6C2BD9"/>
+          <w:sz w:val="24"/>
+        </w:rPr>
         <w:t>1.3 参考资料</w:t>
       </w:r>
     </w:p>
     <w:p>
       <w:pPr>
-        <w:spacing w:after="100" w:line="336" w:lineRule="auto"/>
+        <w:spacing w:before="80" w:after="80" w:line="276" w:lineRule="auto"/>
       </w:pPr>
       <w:r>
         <w:rPr>
@@ -321,7 +311,6 @@
         <w:rPr>
           <w:rFonts w:ascii="Calibri" w:hAnsi="Calibri" w:eastAsia="宋体"/>
           <w:b w:val="0"/>
-          <w:i w:val="0"/>
           <w:color w:val="999999"/>
           <w:sz w:val="18"/>
         </w:rPr>
@@ -330,23 +319,35 @@
     </w:p>
     <w:p>
       <w:pPr>
-        <w:pStyle w:val="Heading2"/>
+        <w:pStyle w:val="Heading1"/>
       </w:pPr>
       <w:r>
+        <w:rPr>
+          <w:rFonts w:ascii="Calibri" w:hAnsi="Calibri" w:eastAsia="宋体"/>
+          <w:b/>
+          <w:color w:val="6C2BD9"/>
+          <w:sz w:val="28"/>
+        </w:rPr>
         <w:t>2. 总体设计</w:t>
       </w:r>
     </w:p>
     <w:p>
       <w:pPr>
-        <w:pStyle w:val="Heading3"/>
+        <w:pStyle w:val="Heading2"/>
       </w:pPr>
       <w:r>
+        <w:rPr>
+          <w:rFonts w:ascii="Calibri" w:hAnsi="Calibri" w:eastAsia="宋体"/>
+          <w:b/>
+          <w:color w:val="6C2BD9"/>
+          <w:sz w:val="24"/>
+        </w:rPr>
         <w:t>2.1 需求规定（摘要）</w:t>
       </w:r>
     </w:p>
     <w:p>
       <w:pPr>
-        <w:spacing w:after="100" w:line="336" w:lineRule="auto"/>
+        <w:spacing w:before="80" w:after="80" w:line="276" w:lineRule="auto"/>
       </w:pPr>
       <w:r>
         <w:rPr>
@@ -361,15 +362,21 @@
     </w:p>
     <w:p>
       <w:pPr>
-        <w:pStyle w:val="Heading3"/>
+        <w:pStyle w:val="Heading2"/>
       </w:pPr>
       <w:r>
+        <w:rPr>
+          <w:rFonts w:ascii="Calibri" w:hAnsi="Calibri" w:eastAsia="宋体"/>
+          <w:b/>
+          <w:color w:val="6C2BD9"/>
+          <w:sz w:val="24"/>
+        </w:rPr>
         <w:t>2.2 运行环境</w:t>
       </w:r>
     </w:p>
     <w:p>
       <w:pPr>
-        <w:spacing w:after="100" w:line="336" w:lineRule="auto"/>
+        <w:spacing w:before="80" w:after="80" w:line="276" w:lineRule="auto"/>
       </w:pPr>
       <w:r>
         <w:rPr>
@@ -386,7 +393,7 @@
           <w:rFonts w:ascii="Consolas" w:hAnsi="Consolas" w:eastAsia="Consolas"/>
           <w:b w:val="0"/>
           <w:i w:val="0"/>
-          <w:color w:val="C53AE8"/>
+          <w:color w:val="1A1A2E"/>
           <w:sz w:val="20"/>
         </w:rPr>
         <w:t>:8002</w:t>
@@ -406,7 +413,7 @@
           <w:rFonts w:ascii="Consolas" w:hAnsi="Consolas" w:eastAsia="Consolas"/>
           <w:b w:val="0"/>
           <w:i w:val="0"/>
-          <w:color w:val="C53AE8"/>
+          <w:color w:val="1A1A2E"/>
           <w:sz w:val="20"/>
         </w:rPr>
         <w:t>:5173</w:t>
@@ -424,15 +431,21 @@
     </w:p>
     <w:p>
       <w:pPr>
-        <w:pStyle w:val="Heading3"/>
+        <w:pStyle w:val="Heading2"/>
       </w:pPr>
       <w:r>
+        <w:rPr>
+          <w:rFonts w:ascii="Calibri" w:hAnsi="Calibri" w:eastAsia="宋体"/>
+          <w:b/>
+          <w:color w:val="6C2BD9"/>
+          <w:sz w:val="24"/>
+        </w:rPr>
         <w:t>2.3 基本设计概念与处理流程</w:t>
       </w:r>
     </w:p>
     <w:p>
       <w:pPr>
-        <w:spacing w:after="100" w:line="336" w:lineRule="auto"/>
+        <w:spacing w:before="80" w:after="80" w:line="276" w:lineRule="auto"/>
       </w:pPr>
       <w:r>
         <w:rPr>
@@ -469,7 +482,7 @@
           <w:rFonts w:ascii="Consolas" w:hAnsi="Consolas" w:eastAsia="Consolas"/>
           <w:b w:val="0"/>
           <w:i w:val="0"/>
-          <w:color w:val="C53AE8"/>
+          <w:color w:val="1A1A2E"/>
           <w:sz w:val="20"/>
         </w:rPr>
         <w:t>StateGraph</w:t>
@@ -489,7 +502,7 @@
           <w:rFonts w:ascii="Consolas" w:hAnsi="Consolas" w:eastAsia="Consolas"/>
           <w:b w:val="0"/>
           <w:i w:val="0"/>
-          <w:color w:val="C53AE8"/>
+          <w:color w:val="1A1A2E"/>
           <w:sz w:val="20"/>
         </w:rPr>
         <w:t>AgentState</w:t>
@@ -507,15 +520,15 @@
     </w:p>
     <w:p>
       <w:pPr>
-        <w:spacing w:after="40" w:line="312" w:lineRule="auto"/>
+        <w:spacing w:before="40" w:after="40" w:line="276" w:lineRule="auto"/>
         <w:ind w:left="454"/>
       </w:pPr>
       <w:r>
         <w:rPr>
           <w:rFonts w:ascii="Calibri" w:hAnsi="Calibri" w:eastAsia="宋体"/>
-          <w:b/>
+          <w:b w:val="0"/>
           <w:i w:val="0"/>
-          <w:color w:val="6C2BD9"/>
+          <w:color w:val="1A1A2E"/>
           <w:sz w:val="21"/>
         </w:rPr>
         <w:t xml:space="preserve">• </w:t>
@@ -545,7 +558,7 @@
           <w:rFonts w:ascii="Consolas" w:hAnsi="Consolas" w:eastAsia="Consolas"/>
           <w:b w:val="0"/>
           <w:i w:val="0"/>
-          <w:color w:val="C53AE8"/>
+          <w:color w:val="1A1A2E"/>
           <w:sz w:val="20"/>
         </w:rPr>
         <w:t>evidence_check</w:t>
@@ -563,15 +576,15 @@
     </w:p>
     <w:p>
       <w:pPr>
-        <w:spacing w:after="40" w:line="312" w:lineRule="auto"/>
+        <w:spacing w:before="40" w:after="40" w:line="276" w:lineRule="auto"/>
         <w:ind w:left="454"/>
       </w:pPr>
       <w:r>
         <w:rPr>
           <w:rFonts w:ascii="Calibri" w:hAnsi="Calibri" w:eastAsia="宋体"/>
-          <w:b/>
+          <w:b w:val="0"/>
           <w:i w:val="0"/>
-          <w:color w:val="6C2BD9"/>
+          <w:color w:val="1A1A2E"/>
           <w:sz w:val="21"/>
         </w:rPr>
         <w:t xml:space="preserve">• </w:t>
@@ -599,15 +612,15 @@
     </w:p>
     <w:p>
       <w:pPr>
-        <w:spacing w:after="40" w:line="312" w:lineRule="auto"/>
+        <w:spacing w:before="40" w:after="40" w:line="276" w:lineRule="auto"/>
         <w:ind w:left="454"/>
       </w:pPr>
       <w:r>
         <w:rPr>
           <w:rFonts w:ascii="Calibri" w:hAnsi="Calibri" w:eastAsia="宋体"/>
-          <w:b/>
+          <w:b w:val="0"/>
           <w:i w:val="0"/>
-          <w:color w:val="6C2BD9"/>
+          <w:color w:val="1A1A2E"/>
           <w:sz w:val="21"/>
         </w:rPr>
         <w:t xml:space="preserve">• </w:t>
@@ -635,7 +648,7 @@
     </w:p>
     <w:p>
       <w:pPr>
-        <w:spacing w:after="100" w:line="336" w:lineRule="auto"/>
+        <w:spacing w:before="80" w:after="80" w:line="276" w:lineRule="auto"/>
       </w:pPr>
       <w:r>
         <w:rPr>
@@ -669,7 +682,7 @@
           <w:rFonts w:ascii="Consolas" w:hAnsi="Consolas" w:eastAsia="Consolas"/>
           <w:b w:val="0"/>
           <w:i w:val="0"/>
-          <w:color w:val="2D2D3A"/>
+          <w:color w:val="1A1A2E"/>
           <w:sz w:val="18"/>
         </w:rPr>
         <w:t>coordinator → diagnostician → planner → retriever</w:t>
@@ -680,7 +693,7 @@
           <w:rFonts w:ascii="Consolas" w:hAnsi="Consolas" w:eastAsia="Consolas"/>
           <w:b w:val="0"/>
           <w:i w:val="0"/>
-          <w:color w:val="2D2D3A"/>
+          <w:color w:val="1A1A2E"/>
           <w:sz w:val="18"/>
         </w:rPr>
         <w:t xml:space="preserve">   → generator_cluster(7 并行子Agent) → assessor → critic</w:t>
@@ -691,7 +704,7 @@
           <w:rFonts w:ascii="Consolas" w:hAnsi="Consolas" w:eastAsia="Consolas"/>
           <w:b w:val="0"/>
           <w:i w:val="0"/>
-          <w:color w:val="2D2D3A"/>
+          <w:color w:val="1A1A2E"/>
           <w:sz w:val="18"/>
         </w:rPr>
         <w:t xml:space="preserve">   → evidence_check(一致性 + grounding) → quality_gate</w:t>
@@ -702,7 +715,7 @@
           <w:rFonts w:ascii="Consolas" w:hAnsi="Consolas" w:eastAsia="Consolas"/>
           <w:b w:val="0"/>
           <w:i w:val="0"/>
-          <w:color w:val="2D2D3A"/>
+          <w:color w:val="1A1A2E"/>
           <w:sz w:val="18"/>
         </w:rPr>
         <w:t xml:space="preserve">   → [PASS] path_planner → END</w:t>
@@ -713,17 +726,24 @@
           <w:rFonts w:ascii="Consolas" w:hAnsi="Consolas" w:eastAsia="Consolas"/>
           <w:b w:val="0"/>
           <w:i w:val="0"/>
-          <w:color w:val="2D2D3A"/>
+          <w:color w:val="1A1A2E"/>
           <w:sz w:val="18"/>
         </w:rPr>
         <w:t xml:space="preserve">   → [FIX]  generator_cluster (重试)</w:t>
+        <w:br/>
       </w:r>
     </w:p>
     <w:p>
       <w:pPr>
-        <w:pStyle w:val="Heading3"/>
+        <w:pStyle w:val="Heading2"/>
       </w:pPr>
       <w:r>
+        <w:rPr>
+          <w:rFonts w:ascii="Calibri" w:hAnsi="Calibri" w:eastAsia="宋体"/>
+          <w:b/>
+          <w:color w:val="6C2BD9"/>
+          <w:sz w:val="24"/>
+        </w:rPr>
         <w:t>2.4 系统结构（模块划分）</w:t>
       </w:r>
     </w:p>
@@ -735,33 +755,27 @@
         <w:tblLook w:firstColumn="1" w:firstRow="1" w:lastColumn="0" w:lastRow="0" w:noHBand="0" w:noVBand="1" w:val="04A0"/>
       </w:tblPr>
       <w:tblGrid>
-        <w:gridCol w:w="2379"/>
-        <w:gridCol w:w="2379"/>
-        <w:gridCol w:w="2379"/>
-        <w:gridCol w:w="2379"/>
+        <w:gridCol w:w="2160"/>
+        <w:gridCol w:w="2160"/>
+        <w:gridCol w:w="2160"/>
+        <w:gridCol w:w="2160"/>
       </w:tblGrid>
       <w:tr>
         <w:tc>
           <w:tcPr>
-            <w:tcW w:type="dxa" w:w="2379"/>
-            <w:shd w:val="clear" w:color="auto" w:fill="6C2BD9"/>
+            <w:tcW w:type="dxa" w:w="2160"/>
           </w:tcPr>
           <w:p>
             <w:pPr>
-              <w:spacing w:after="40" w:before="40"/>
+              <w:spacing w:before="40" w:after="40"/>
             </w:pPr>
-            <w:r>
-              <w:rPr>
-                <w:b/>
-              </w:rPr>
-            </w:r>
             <w:r>
               <w:rPr>
                 <w:rFonts w:ascii="Calibri" w:hAnsi="Calibri" w:eastAsia="宋体"/>
                 <w:b/>
                 <w:i w:val="0"/>
-                <w:color w:val="FFFFFF"/>
-                <w:sz w:val="20"/>
+                <w:color w:val="1A1A2E"/>
+                <w:sz w:val="18"/>
               </w:rPr>
               <w:t>层</w:t>
             </w:r>
@@ -769,25 +783,19 @@
         </w:tc>
         <w:tc>
           <w:tcPr>
-            <w:tcW w:type="dxa" w:w="2379"/>
-            <w:shd w:val="clear" w:color="auto" w:fill="6C2BD9"/>
+            <w:tcW w:type="dxa" w:w="2160"/>
           </w:tcPr>
           <w:p>
             <w:pPr>
-              <w:spacing w:after="40" w:before="40"/>
+              <w:spacing w:before="40" w:after="40"/>
             </w:pPr>
-            <w:r>
-              <w:rPr>
-                <w:b/>
-              </w:rPr>
-            </w:r>
             <w:r>
               <w:rPr>
                 <w:rFonts w:ascii="Calibri" w:hAnsi="Calibri" w:eastAsia="宋体"/>
                 <w:b/>
                 <w:i w:val="0"/>
-                <w:color w:val="FFFFFF"/>
-                <w:sz w:val="20"/>
+                <w:color w:val="1A1A2E"/>
+                <w:sz w:val="18"/>
               </w:rPr>
               <w:t>模块</w:t>
             </w:r>
@@ -795,25 +803,19 @@
         </w:tc>
         <w:tc>
           <w:tcPr>
-            <w:tcW w:type="dxa" w:w="2379"/>
-            <w:shd w:val="clear" w:color="auto" w:fill="6C2BD9"/>
+            <w:tcW w:type="dxa" w:w="2160"/>
           </w:tcPr>
           <w:p>
             <w:pPr>
-              <w:spacing w:after="40" w:before="40"/>
+              <w:spacing w:before="40" w:after="40"/>
             </w:pPr>
-            <w:r>
-              <w:rPr>
-                <w:b/>
-              </w:rPr>
-            </w:r>
             <w:r>
               <w:rPr>
                 <w:rFonts w:ascii="Calibri" w:hAnsi="Calibri" w:eastAsia="宋体"/>
                 <w:b/>
                 <w:i w:val="0"/>
-                <w:color w:val="FFFFFF"/>
-                <w:sz w:val="20"/>
+                <w:color w:val="1A1A2E"/>
+                <w:sz w:val="18"/>
               </w:rPr>
               <w:t>关键文件</w:t>
             </w:r>
@@ -821,25 +823,19 @@
         </w:tc>
         <w:tc>
           <w:tcPr>
-            <w:tcW w:type="dxa" w:w="2379"/>
-            <w:shd w:val="clear" w:color="auto" w:fill="6C2BD9"/>
+            <w:tcW w:type="dxa" w:w="2160"/>
           </w:tcPr>
           <w:p>
             <w:pPr>
-              <w:spacing w:after="40" w:before="40"/>
+              <w:spacing w:before="40" w:after="40"/>
             </w:pPr>
-            <w:r>
-              <w:rPr>
-                <w:b/>
-              </w:rPr>
-            </w:r>
             <w:r>
               <w:rPr>
                 <w:rFonts w:ascii="Calibri" w:hAnsi="Calibri" w:eastAsia="宋体"/>
                 <w:b/>
                 <w:i w:val="0"/>
-                <w:color w:val="FFFFFF"/>
-                <w:sz w:val="20"/>
+                <w:color w:val="1A1A2E"/>
+                <w:sz w:val="18"/>
               </w:rPr>
               <w:t>职责</w:t>
             </w:r>
@@ -849,20 +845,19 @@
       <w:tr>
         <w:tc>
           <w:tcPr>
-            <w:tcW w:type="dxa" w:w="2379"/>
+            <w:tcW w:type="dxa" w:w="2160"/>
           </w:tcPr>
           <w:p>
             <w:pPr>
-              <w:spacing w:after="40" w:before="40"/>
+              <w:spacing w:before="40" w:after="40"/>
             </w:pPr>
-            <w:r/>
             <w:r>
               <w:rPr>
                 <w:rFonts w:ascii="Calibri" w:hAnsi="Calibri" w:eastAsia="宋体"/>
                 <w:b w:val="0"/>
                 <w:i w:val="0"/>
                 <w:color w:val="1A1A2E"/>
-                <w:sz w:val="19"/>
+                <w:sz w:val="18"/>
               </w:rPr>
               <w:t>编排层</w:t>
             </w:r>
@@ -870,20 +865,19 @@
         </w:tc>
         <w:tc>
           <w:tcPr>
-            <w:tcW w:type="dxa" w:w="2379"/>
+            <w:tcW w:type="dxa" w:w="2160"/>
           </w:tcPr>
           <w:p>
             <w:pPr>
-              <w:spacing w:after="40" w:before="40"/>
+              <w:spacing w:before="40" w:after="40"/>
             </w:pPr>
-            <w:r/>
             <w:r>
               <w:rPr>
                 <w:rFonts w:ascii="Calibri" w:hAnsi="Calibri" w:eastAsia="宋体"/>
                 <w:b w:val="0"/>
                 <w:i w:val="0"/>
                 <w:color w:val="1A1A2E"/>
-                <w:sz w:val="19"/>
+                <w:sz w:val="18"/>
               </w:rPr>
               <w:t>agents/graph.py</w:t>
             </w:r>
@@ -891,20 +885,19 @@
         </w:tc>
         <w:tc>
           <w:tcPr>
-            <w:tcW w:type="dxa" w:w="2379"/>
+            <w:tcW w:type="dxa" w:w="2160"/>
           </w:tcPr>
           <w:p>
             <w:pPr>
-              <w:spacing w:after="40" w:before="40"/>
+              <w:spacing w:before="40" w:after="40"/>
             </w:pPr>
-            <w:r/>
             <w:r>
               <w:rPr>
                 <w:rFonts w:ascii="Consolas" w:hAnsi="Consolas" w:eastAsia="Consolas"/>
                 <w:b w:val="0"/>
                 <w:i w:val="0"/>
-                <w:color w:val="C53AE8"/>
-                <w:sz w:val="18"/>
+                <w:color w:val="1A1A2E"/>
+                <w:sz w:val="17"/>
               </w:rPr>
               <w:t>create_agent_graph()</w:t>
             </w:r>
@@ -912,20 +905,19 @@
         </w:tc>
         <w:tc>
           <w:tcPr>
-            <w:tcW w:type="dxa" w:w="2379"/>
+            <w:tcW w:type="dxa" w:w="2160"/>
           </w:tcPr>
           <w:p>
             <w:pPr>
-              <w:spacing w:after="40" w:before="40"/>
+              <w:spacing w:before="40" w:after="40"/>
             </w:pPr>
-            <w:r/>
             <w:r>
               <w:rPr>
                 <w:rFonts w:ascii="Calibri" w:hAnsi="Calibri" w:eastAsia="宋体"/>
                 <w:b w:val="0"/>
                 <w:i w:val="0"/>
                 <w:color w:val="1A1A2E"/>
-                <w:sz w:val="19"/>
+                <w:sz w:val="18"/>
               </w:rPr>
               <w:t>11 节点 StateGraph 装配与路由</w:t>
             </w:r>
@@ -935,21 +927,19 @@
       <w:tr>
         <w:tc>
           <w:tcPr>
-            <w:tcW w:type="dxa" w:w="2379"/>
-            <w:shd w:val="clear" w:color="auto" w:fill="F4F2FA"/>
+            <w:tcW w:type="dxa" w:w="2160"/>
           </w:tcPr>
           <w:p>
             <w:pPr>
-              <w:spacing w:after="40" w:before="40"/>
+              <w:spacing w:before="40" w:after="40"/>
             </w:pPr>
-            <w:r/>
             <w:r>
               <w:rPr>
                 <w:rFonts w:ascii="Calibri" w:hAnsi="Calibri" w:eastAsia="宋体"/>
                 <w:b w:val="0"/>
                 <w:i w:val="0"/>
                 <w:color w:val="1A1A2E"/>
-                <w:sz w:val="19"/>
+                <w:sz w:val="18"/>
               </w:rPr>
               <w:t>智能体层</w:t>
             </w:r>
@@ -957,21 +947,19 @@
         </w:tc>
         <w:tc>
           <w:tcPr>
-            <w:tcW w:type="dxa" w:w="2379"/>
-            <w:shd w:val="clear" w:color="auto" w:fill="F4F2FA"/>
+            <w:tcW w:type="dxa" w:w="2160"/>
           </w:tcPr>
           <w:p>
             <w:pPr>
-              <w:spacing w:after="40" w:before="40"/>
+              <w:spacing w:before="40" w:after="40"/>
             </w:pPr>
-            <w:r/>
             <w:r>
               <w:rPr>
                 <w:rFonts w:ascii="Calibri" w:hAnsi="Calibri" w:eastAsia="宋体"/>
                 <w:b w:val="0"/>
                 <w:i w:val="0"/>
                 <w:color w:val="1A1A2E"/>
-                <w:sz w:val="19"/>
+                <w:sz w:val="18"/>
               </w:rPr>
               <w:t>agents/*.py</w:t>
             </w:r>
@@ -979,83 +967,39 @@
         </w:tc>
         <w:tc>
           <w:tcPr>
-            <w:tcW w:type="dxa" w:w="2379"/>
-            <w:shd w:val="clear" w:color="auto" w:fill="F4F2FA"/>
+            <w:tcW w:type="dxa" w:w="2160"/>
           </w:tcPr>
           <w:p>
             <w:pPr>
-              <w:spacing w:after="40" w:before="40"/>
+              <w:spacing w:before="40" w:after="40"/>
             </w:pPr>
-            <w:r/>
             <w:r>
               <w:rPr>
                 <w:rFonts w:ascii="Calibri" w:hAnsi="Calibri" w:eastAsia="宋体"/>
                 <w:b w:val="0"/>
                 <w:i w:val="0"/>
                 <w:color w:val="1A1A2E"/>
-                <w:sz w:val="19"/>
+                <w:sz w:val="18"/>
               </w:rPr>
-              <w:t>coordinator / diagnostician / planner / retriever / generator</w:t>
+              <w:t>coordinator / diagnostician / planner / retriever / generator_cluster / assessor / critic / evidence_check / quality_gate / path_planner</w:t>
             </w:r>
-            <w:r>
-              <w:rPr>
-                <w:rFonts w:ascii="Calibri" w:hAnsi="Calibri" w:eastAsia="宋体"/>
-                <w:b w:val="0"/>
-                <w:i/>
-                <w:color w:val="1A1A2E"/>
-                <w:sz w:val="19"/>
-              </w:rPr>
-              <w:t>cluster / assessor / critic / evidence</w:t>
-            </w:r>
+          </w:p>
+        </w:tc>
+        <w:tc>
+          <w:tcPr>
+            <w:tcW w:type="dxa" w:w="2160"/>
+          </w:tcPr>
+          <w:p>
+            <w:pPr>
+              <w:spacing w:before="40" w:after="40"/>
+            </w:pPr>
             <w:r>
               <w:rPr>
                 <w:rFonts w:ascii="Calibri" w:hAnsi="Calibri" w:eastAsia="宋体"/>
                 <w:b w:val="0"/>
                 <w:i w:val="0"/>
                 <w:color w:val="1A1A2E"/>
-                <w:sz w:val="19"/>
-              </w:rPr>
-              <w:t>check / quality</w:t>
-            </w:r>
-            <w:r>
-              <w:rPr>
-                <w:rFonts w:ascii="Calibri" w:hAnsi="Calibri" w:eastAsia="宋体"/>
-                <w:b w:val="0"/>
-                <w:i/>
-                <w:color w:val="1A1A2E"/>
-                <w:sz w:val="19"/>
-              </w:rPr>
-              <w:t>gate / path</w:t>
-            </w:r>
-            <w:r>
-              <w:rPr>
-                <w:rFonts w:ascii="Calibri" w:hAnsi="Calibri" w:eastAsia="宋体"/>
-                <w:b w:val="0"/>
-                <w:i w:val="0"/>
-                <w:color w:val="1A1A2E"/>
-                <w:sz w:val="19"/>
-              </w:rPr>
-              <w:t>planner</w:t>
-            </w:r>
-          </w:p>
-        </w:tc>
-        <w:tc>
-          <w:tcPr>
-            <w:tcW w:type="dxa" w:w="2379"/>
-            <w:shd w:val="clear" w:color="auto" w:fill="F4F2FA"/>
-          </w:tcPr>
-          <w:p>
-            <w:pPr>
-              <w:spacing w:after="40" w:before="40"/>
-            </w:pPr>
-            <w:r/>
-            <w:r>
-              <w:rPr>
-                <w:rFonts w:ascii="Calibri" w:hAnsi="Calibri" w:eastAsia="宋体"/>
-                <w:b w:val="0"/>
-                <w:i w:val="0"/>
-                <w:color w:val="1A1A2E"/>
-                <w:sz w:val="19"/>
+                <w:sz w:val="18"/>
               </w:rPr>
               <w:t>各节点业务逻辑</w:t>
             </w:r>
@@ -1065,20 +1009,19 @@
       <w:tr>
         <w:tc>
           <w:tcPr>
-            <w:tcW w:type="dxa" w:w="2379"/>
+            <w:tcW w:type="dxa" w:w="2160"/>
           </w:tcPr>
           <w:p>
             <w:pPr>
-              <w:spacing w:after="40" w:before="40"/>
+              <w:spacing w:before="40" w:after="40"/>
             </w:pPr>
-            <w:r/>
             <w:r>
               <w:rPr>
                 <w:rFonts w:ascii="Calibri" w:hAnsi="Calibri" w:eastAsia="宋体"/>
                 <w:b w:val="0"/>
                 <w:i w:val="0"/>
                 <w:color w:val="1A1A2E"/>
-                <w:sz w:val="19"/>
+                <w:sz w:val="18"/>
               </w:rPr>
               <w:t>算法层</w:t>
             </w:r>
@@ -1086,20 +1029,19 @@
         </w:tc>
         <w:tc>
           <w:tcPr>
-            <w:tcW w:type="dxa" w:w="2379"/>
+            <w:tcW w:type="dxa" w:w="2160"/>
           </w:tcPr>
           <w:p>
             <w:pPr>
-              <w:spacing w:after="40" w:before="40"/>
+              <w:spacing w:before="40" w:after="40"/>
             </w:pPr>
-            <w:r/>
             <w:r>
               <w:rPr>
                 <w:rFonts w:ascii="Calibri" w:hAnsi="Calibri" w:eastAsia="宋体"/>
                 <w:b w:val="0"/>
                 <w:i w:val="0"/>
                 <w:color w:val="1A1A2E"/>
-                <w:sz w:val="19"/>
+                <w:sz w:val="18"/>
               </w:rPr>
               <w:t>engines/</w:t>
             </w:r>
@@ -1107,20 +1049,19 @@
         </w:tc>
         <w:tc>
           <w:tcPr>
-            <w:tcW w:type="dxa" w:w="2379"/>
+            <w:tcW w:type="dxa" w:w="2160"/>
           </w:tcPr>
           <w:p>
             <w:pPr>
-              <w:spacing w:after="40" w:before="40"/>
+              <w:spacing w:before="40" w:after="40"/>
             </w:pPr>
-            <w:r/>
             <w:r>
               <w:rPr>
                 <w:rFonts w:ascii="Calibri" w:hAnsi="Calibri" w:eastAsia="宋体"/>
                 <w:b w:val="0"/>
                 <w:i w:val="0"/>
                 <w:color w:val="1A1A2E"/>
-                <w:sz w:val="19"/>
+                <w:sz w:val="18"/>
               </w:rPr>
               <w:t>FrugalRAG(SFT+GRPO+ReAct)、GOMARL(NeuralMixer+冲突消解)、CARS 奖励塑形</w:t>
             </w:r>
@@ -1128,20 +1069,19 @@
         </w:tc>
         <w:tc>
           <w:tcPr>
-            <w:tcW w:type="dxa" w:w="2379"/>
+            <w:tcW w:type="dxa" w:w="2160"/>
           </w:tcPr>
           <w:p>
             <w:pPr>
-              <w:spacing w:after="40" w:before="40"/>
+              <w:spacing w:before="40" w:after="40"/>
             </w:pPr>
-            <w:r/>
             <w:r>
               <w:rPr>
                 <w:rFonts w:ascii="Calibri" w:hAnsi="Calibri" w:eastAsia="宋体"/>
                 <w:b w:val="0"/>
                 <w:i w:val="0"/>
                 <w:color w:val="1A1A2E"/>
-                <w:sz w:val="19"/>
+                <w:sz w:val="18"/>
               </w:rPr>
               <w:t>检索增强与多智能体强化学习</w:t>
             </w:r>
@@ -1151,21 +1091,19 @@
       <w:tr>
         <w:tc>
           <w:tcPr>
-            <w:tcW w:type="dxa" w:w="2379"/>
-            <w:shd w:val="clear" w:color="auto" w:fill="F4F2FA"/>
+            <w:tcW w:type="dxa" w:w="2160"/>
           </w:tcPr>
           <w:p>
             <w:pPr>
-              <w:spacing w:after="40" w:before="40"/>
+              <w:spacing w:before="40" w:after="40"/>
             </w:pPr>
-            <w:r/>
             <w:r>
               <w:rPr>
                 <w:rFonts w:ascii="Calibri" w:hAnsi="Calibri" w:eastAsia="宋体"/>
                 <w:b w:val="0"/>
                 <w:i w:val="0"/>
                 <w:color w:val="1A1A2E"/>
-                <w:sz w:val="19"/>
+                <w:sz w:val="18"/>
               </w:rPr>
               <w:t>知识层</w:t>
             </w:r>
@@ -1173,21 +1111,19 @@
         </w:tc>
         <w:tc>
           <w:tcPr>
-            <w:tcW w:type="dxa" w:w="2379"/>
-            <w:shd w:val="clear" w:color="auto" w:fill="F4F2FA"/>
+            <w:tcW w:type="dxa" w:w="2160"/>
           </w:tcPr>
           <w:p>
             <w:pPr>
-              <w:spacing w:after="40" w:before="40"/>
+              <w:spacing w:before="40" w:after="40"/>
             </w:pPr>
-            <w:r/>
             <w:r>
               <w:rPr>
                 <w:rFonts w:ascii="Calibri" w:hAnsi="Calibri" w:eastAsia="宋体"/>
                 <w:b w:val="0"/>
                 <w:i w:val="0"/>
                 <w:color w:val="1A1A2E"/>
-                <w:sz w:val="19"/>
+                <w:sz w:val="18"/>
               </w:rPr>
               <w:t>db/</w:t>
             </w:r>
@@ -1195,21 +1131,19 @@
         </w:tc>
         <w:tc>
           <w:tcPr>
-            <w:tcW w:type="dxa" w:w="2379"/>
-            <w:shd w:val="clear" w:color="auto" w:fill="F4F2FA"/>
+            <w:tcW w:type="dxa" w:w="2160"/>
           </w:tcPr>
           <w:p>
             <w:pPr>
-              <w:spacing w:after="40" w:before="40"/>
+              <w:spacing w:before="40" w:after="40"/>
             </w:pPr>
-            <w:r/>
             <w:r>
               <w:rPr>
                 <w:rFonts w:ascii="Calibri" w:hAnsi="Calibri" w:eastAsia="宋体"/>
                 <w:b w:val="0"/>
                 <w:i w:val="0"/>
                 <w:color w:val="1A1A2E"/>
-                <w:sz w:val="19"/>
+                <w:sz w:val="18"/>
               </w:rPr>
               <w:t>向量库抽象（InMemory/Milvus）、E5 嵌入、知识图谱</w:t>
             </w:r>
@@ -1217,21 +1151,19 @@
         </w:tc>
         <w:tc>
           <w:tcPr>
-            <w:tcW w:type="dxa" w:w="2379"/>
-            <w:shd w:val="clear" w:color="auto" w:fill="F4F2FA"/>
+            <w:tcW w:type="dxa" w:w="2160"/>
           </w:tcPr>
           <w:p>
             <w:pPr>
-              <w:spacing w:after="40" w:before="40"/>
+              <w:spacing w:before="40" w:after="40"/>
             </w:pPr>
-            <w:r/>
             <w:r>
               <w:rPr>
                 <w:rFonts w:ascii="Calibri" w:hAnsi="Calibri" w:eastAsia="宋体"/>
                 <w:b w:val="0"/>
                 <w:i w:val="0"/>
                 <w:color w:val="1A1A2E"/>
-                <w:sz w:val="19"/>
+                <w:sz w:val="18"/>
               </w:rPr>
               <w:t>知识检索与图谱</w:t>
             </w:r>
@@ -1241,20 +1173,19 @@
       <w:tr>
         <w:tc>
           <w:tcPr>
-            <w:tcW w:type="dxa" w:w="2379"/>
+            <w:tcW w:type="dxa" w:w="2160"/>
           </w:tcPr>
           <w:p>
             <w:pPr>
-              <w:spacing w:after="40" w:before="40"/>
+              <w:spacing w:before="40" w:after="40"/>
             </w:pPr>
-            <w:r/>
             <w:r>
               <w:rPr>
                 <w:rFonts w:ascii="Calibri" w:hAnsi="Calibri" w:eastAsia="宋体"/>
                 <w:b w:val="0"/>
                 <w:i w:val="0"/>
                 <w:color w:val="1A1A2E"/>
-                <w:sz w:val="19"/>
+                <w:sz w:val="18"/>
               </w:rPr>
               <w:t>能力层</w:t>
             </w:r>
@@ -1262,20 +1193,19 @@
         </w:tc>
         <w:tc>
           <w:tcPr>
-            <w:tcW w:type="dxa" w:w="2379"/>
+            <w:tcW w:type="dxa" w:w="2160"/>
           </w:tcPr>
           <w:p>
             <w:pPr>
-              <w:spacing w:after="40" w:before="40"/>
+              <w:spacing w:before="40" w:after="40"/>
             </w:pPr>
-            <w:r/>
             <w:r>
               <w:rPr>
                 <w:rFonts w:ascii="Calibri" w:hAnsi="Calibri" w:eastAsia="宋体"/>
                 <w:b w:val="0"/>
                 <w:i w:val="0"/>
                 <w:color w:val="1A1A2E"/>
-                <w:sz w:val="19"/>
+                <w:sz w:val="18"/>
               </w:rPr>
               <w:t>db/xfyun_services.py</w:t>
             </w:r>
@@ -1283,20 +1213,19 @@
         </w:tc>
         <w:tc>
           <w:tcPr>
-            <w:tcW w:type="dxa" w:w="2379"/>
+            <w:tcW w:type="dxa" w:w="2160"/>
           </w:tcPr>
           <w:p>
             <w:pPr>
-              <w:spacing w:after="40" w:before="40"/>
+              <w:spacing w:before="40" w:after="40"/>
             </w:pPr>
-            <w:r/>
             <w:r>
               <w:rPr>
                 <w:rFonts w:ascii="Calibri" w:hAnsi="Calibri" w:eastAsia="宋体"/>
                 <w:b w:val="0"/>
                 <w:i w:val="0"/>
                 <w:color w:val="1A1A2E"/>
-                <w:sz w:val="19"/>
+                <w:sz w:val="18"/>
               </w:rPr>
               <w:t>讯飞 10 能力封装</w:t>
             </w:r>
@@ -1304,20 +1233,19 @@
         </w:tc>
         <w:tc>
           <w:tcPr>
-            <w:tcW w:type="dxa" w:w="2379"/>
+            <w:tcW w:type="dxa" w:w="2160"/>
           </w:tcPr>
           <w:p>
             <w:pPr>
-              <w:spacing w:after="40" w:before="40"/>
+              <w:spacing w:before="40" w:after="40"/>
             </w:pPr>
-            <w:r/>
             <w:r>
               <w:rPr>
                 <w:rFonts w:ascii="Calibri" w:hAnsi="Calibri" w:eastAsia="宋体"/>
                 <w:b w:val="0"/>
                 <w:i w:val="0"/>
                 <w:color w:val="1A1A2E"/>
-                <w:sz w:val="19"/>
+                <w:sz w:val="18"/>
               </w:rPr>
               <w:t>图片/视频/PPT/搜索/纠错等</w:t>
             </w:r>
@@ -1327,21 +1255,19 @@
       <w:tr>
         <w:tc>
           <w:tcPr>
-            <w:tcW w:type="dxa" w:w="2379"/>
-            <w:shd w:val="clear" w:color="auto" w:fill="F4F2FA"/>
+            <w:tcW w:type="dxa" w:w="2160"/>
           </w:tcPr>
           <w:p>
             <w:pPr>
-              <w:spacing w:after="40" w:before="40"/>
+              <w:spacing w:before="40" w:after="40"/>
             </w:pPr>
-            <w:r/>
             <w:r>
               <w:rPr>
                 <w:rFonts w:ascii="Calibri" w:hAnsi="Calibri" w:eastAsia="宋体"/>
                 <w:b w:val="0"/>
                 <w:i w:val="0"/>
                 <w:color w:val="1A1A2E"/>
-                <w:sz w:val="19"/>
+                <w:sz w:val="18"/>
               </w:rPr>
               <w:t>接口层</w:t>
             </w:r>
@@ -1349,21 +1275,19 @@
         </w:tc>
         <w:tc>
           <w:tcPr>
-            <w:tcW w:type="dxa" w:w="2379"/>
-            <w:shd w:val="clear" w:color="auto" w:fill="F4F2FA"/>
+            <w:tcW w:type="dxa" w:w="2160"/>
           </w:tcPr>
           <w:p>
             <w:pPr>
-              <w:spacing w:after="40" w:before="40"/>
+              <w:spacing w:before="40" w:after="40"/>
             </w:pPr>
-            <w:r/>
             <w:r>
               <w:rPr>
                 <w:rFonts w:ascii="Calibri" w:hAnsi="Calibri" w:eastAsia="宋体"/>
                 <w:b w:val="0"/>
                 <w:i w:val="0"/>
                 <w:color w:val="1A1A2E"/>
-                <w:sz w:val="19"/>
+                <w:sz w:val="18"/>
               </w:rPr>
               <w:t>api/</w:t>
             </w:r>
@@ -1371,21 +1295,19 @@
         </w:tc>
         <w:tc>
           <w:tcPr>
-            <w:tcW w:type="dxa" w:w="2379"/>
-            <w:shd w:val="clear" w:color="auto" w:fill="F4F2FA"/>
+            <w:tcW w:type="dxa" w:w="2160"/>
           </w:tcPr>
           <w:p>
             <w:pPr>
-              <w:spacing w:after="40" w:before="40"/>
+              <w:spacing w:before="40" w:after="40"/>
             </w:pPr>
-            <w:r/>
             <w:r>
               <w:rPr>
                 <w:rFonts w:ascii="Calibri" w:hAnsi="Calibri" w:eastAsia="宋体"/>
                 <w:b w:val="0"/>
                 <w:i w:val="0"/>
                 <w:color w:val="1A1A2E"/>
-                <w:sz w:val="19"/>
+                <w:sz w:val="18"/>
               </w:rPr>
               <w:t xml:space="preserve">FastAPI 路由（含 </w:t>
             </w:r>
@@ -1394,8 +1316,8 @@
                 <w:rFonts w:ascii="Consolas" w:hAnsi="Consolas" w:eastAsia="Consolas"/>
                 <w:b w:val="0"/>
                 <w:i w:val="0"/>
-                <w:color w:val="C53AE8"/>
-                <w:sz w:val="18"/>
+                <w:color w:val="1A1A2E"/>
+                <w:sz w:val="17"/>
               </w:rPr>
               <w:t>/api/xfyun/*</w:t>
             </w:r>
@@ -1405,7 +1327,7 @@
                 <w:b w:val="0"/>
                 <w:i w:val="0"/>
                 <w:color w:val="1A1A2E"/>
-                <w:sz w:val="19"/>
+                <w:sz w:val="18"/>
               </w:rPr>
               <w:t xml:space="preserve"> 10 端点）</w:t>
             </w:r>
@@ -1413,21 +1335,19 @@
         </w:tc>
         <w:tc>
           <w:tcPr>
-            <w:tcW w:type="dxa" w:w="2379"/>
-            <w:shd w:val="clear" w:color="auto" w:fill="F4F2FA"/>
+            <w:tcW w:type="dxa" w:w="2160"/>
           </w:tcPr>
           <w:p>
             <w:pPr>
-              <w:spacing w:after="40" w:before="40"/>
+              <w:spacing w:before="40" w:after="40"/>
             </w:pPr>
-            <w:r/>
             <w:r>
               <w:rPr>
                 <w:rFonts w:ascii="Calibri" w:hAnsi="Calibri" w:eastAsia="宋体"/>
                 <w:b w:val="0"/>
                 <w:i w:val="0"/>
                 <w:color w:val="1A1A2E"/>
-                <w:sz w:val="19"/>
+                <w:sz w:val="18"/>
               </w:rPr>
               <w:t>前后端通信、鉴权、限流</w:t>
             </w:r>
@@ -1437,20 +1357,19 @@
       <w:tr>
         <w:tc>
           <w:tcPr>
-            <w:tcW w:type="dxa" w:w="2379"/>
+            <w:tcW w:type="dxa" w:w="2160"/>
           </w:tcPr>
           <w:p>
             <w:pPr>
-              <w:spacing w:after="40" w:before="40"/>
+              <w:spacing w:before="40" w:after="40"/>
             </w:pPr>
-            <w:r/>
             <w:r>
               <w:rPr>
                 <w:rFonts w:ascii="Calibri" w:hAnsi="Calibri" w:eastAsia="宋体"/>
                 <w:b w:val="0"/>
                 <w:i w:val="0"/>
                 <w:color w:val="1A1A2E"/>
-                <w:sz w:val="19"/>
+                <w:sz w:val="18"/>
               </w:rPr>
               <w:t>前端</w:t>
             </w:r>
@@ -1458,20 +1377,19 @@
         </w:tc>
         <w:tc>
           <w:tcPr>
-            <w:tcW w:type="dxa" w:w="2379"/>
+            <w:tcW w:type="dxa" w:w="2160"/>
           </w:tcPr>
           <w:p>
             <w:pPr>
-              <w:spacing w:after="40" w:before="40"/>
+              <w:spacing w:before="40" w:after="40"/>
             </w:pPr>
-            <w:r/>
             <w:r>
               <w:rPr>
                 <w:rFonts w:ascii="Calibri" w:hAnsi="Calibri" w:eastAsia="宋体"/>
                 <w:b w:val="0"/>
                 <w:i w:val="0"/>
                 <w:color w:val="1A1A2E"/>
-                <w:sz w:val="19"/>
+                <w:sz w:val="18"/>
               </w:rPr>
               <w:t>src/</w:t>
             </w:r>
@@ -1479,20 +1397,19 @@
         </w:tc>
         <w:tc>
           <w:tcPr>
-            <w:tcW w:type="dxa" w:w="2379"/>
+            <w:tcW w:type="dxa" w:w="2160"/>
           </w:tcPr>
           <w:p>
             <w:pPr>
-              <w:spacing w:after="40" w:before="40"/>
+              <w:spacing w:before="40" w:after="40"/>
             </w:pPr>
-            <w:r/>
             <w:r>
               <w:rPr>
                 <w:rFonts w:ascii="Calibri" w:hAnsi="Calibri" w:eastAsia="宋体"/>
                 <w:b w:val="0"/>
                 <w:i w:val="0"/>
                 <w:color w:val="1A1A2E"/>
-                <w:sz w:val="19"/>
+                <w:sz w:val="18"/>
               </w:rPr>
               <w:t>Vue3 视图 + 组件 + 设计系统</w:t>
             </w:r>
@@ -1500,20 +1417,19 @@
         </w:tc>
         <w:tc>
           <w:tcPr>
-            <w:tcW w:type="dxa" w:w="2379"/>
+            <w:tcW w:type="dxa" w:w="2160"/>
           </w:tcPr>
           <w:p>
             <w:pPr>
-              <w:spacing w:after="40" w:before="40"/>
+              <w:spacing w:before="40" w:after="40"/>
             </w:pPr>
-            <w:r/>
             <w:r>
               <w:rPr>
                 <w:rFonts w:ascii="Calibri" w:hAnsi="Calibri" w:eastAsia="宋体"/>
                 <w:b w:val="0"/>
                 <w:i w:val="0"/>
                 <w:color w:val="1A1A2E"/>
-                <w:sz w:val="19"/>
+                <w:sz w:val="18"/>
               </w:rPr>
               <w:t>交互与多模态呈现</w:t>
             </w:r>
@@ -1521,11 +1437,7 @@
         </w:tc>
       </w:tr>
     </w:tbl>
-    <w:p>
-      <w:pPr>
-        <w:spacing w:after="40"/>
-      </w:pPr>
-    </w:p>
+    <w:p/>
     <w:p>
       <w:pPr>
         <w:jc w:val="center"/>
@@ -1534,7 +1446,6 @@
         <w:rPr>
           <w:rFonts w:ascii="Calibri" w:hAnsi="Calibri" w:eastAsia="宋体"/>
           <w:b w:val="0"/>
-          <w:i w:val="0"/>
           <w:color w:val="999999"/>
           <w:sz w:val="18"/>
         </w:rPr>
@@ -1543,35 +1454,37 @@
     </w:p>
     <w:p>
       <w:pPr>
-        <w:pStyle w:val="Heading2"/>
+        <w:pStyle w:val="Heading1"/>
       </w:pPr>
       <w:r>
+        <w:rPr>
+          <w:rFonts w:ascii="Calibri" w:hAnsi="Calibri" w:eastAsia="宋体"/>
+          <w:b/>
+          <w:color w:val="6C2BD9"/>
+          <w:sz w:val="28"/>
+        </w:rPr>
         <w:t>3. 接口设计</w:t>
       </w:r>
     </w:p>
     <w:p>
       <w:pPr>
-        <w:pStyle w:val="Heading3"/>
+        <w:pStyle w:val="Heading2"/>
       </w:pPr>
       <w:r>
+        <w:rPr>
+          <w:rFonts w:ascii="Calibri" w:hAnsi="Calibri" w:eastAsia="宋体"/>
+          <w:b/>
+          <w:color w:val="6C2BD9"/>
+          <w:sz w:val="24"/>
+        </w:rPr>
         <w:t>3.1 用户接口</w:t>
       </w:r>
     </w:p>
     <w:p>
       <w:pPr>
-        <w:spacing w:after="40" w:line="312" w:lineRule="auto"/>
+        <w:spacing w:before="40" w:after="40" w:line="276" w:lineRule="auto"/>
         <w:ind w:left="454"/>
       </w:pPr>
-      <w:r>
-        <w:rPr>
-          <w:rFonts w:ascii="Calibri" w:hAnsi="Calibri" w:eastAsia="宋体"/>
-          <w:b/>
-          <w:i w:val="0"/>
-          <w:color w:val="6C2BD9"/>
-          <w:sz w:val="21"/>
-        </w:rPr>
-        <w:t xml:space="preserve">• </w:t>
-      </w:r>
       <w:r>
         <w:rPr>
           <w:rFonts w:ascii="Calibri" w:hAnsi="Calibri" w:eastAsia="宋体"/>
@@ -1580,24 +1493,14 @@
           <w:color w:val="1A1A2E"/>
           <w:sz w:val="21"/>
         </w:rPr>
-        <w:t>聊天式主交互（ChatView）：流式输出、Markdown 渲染、思考气泡、打字光标。</w:t>
+        <w:t>• 聊天式主交互（ChatView）：流式输出、Markdown 渲染、思考气泡、打字光标。</w:t>
       </w:r>
     </w:p>
     <w:p>
       <w:pPr>
-        <w:spacing w:after="40" w:line="312" w:lineRule="auto"/>
+        <w:spacing w:before="40" w:after="40" w:line="276" w:lineRule="auto"/>
         <w:ind w:left="454"/>
       </w:pPr>
-      <w:r>
-        <w:rPr>
-          <w:rFonts w:ascii="Calibri" w:hAnsi="Calibri" w:eastAsia="宋体"/>
-          <w:b/>
-          <w:i w:val="0"/>
-          <w:color w:val="6C2BD9"/>
-          <w:sz w:val="21"/>
-        </w:rPr>
-        <w:t xml:space="preserve">• </w:t>
-      </w:r>
       <w:r>
         <w:rPr>
           <w:rFonts w:ascii="Calibri" w:hAnsi="Calibri" w:eastAsia="宋体"/>
@@ -1606,24 +1509,14 @@
           <w:color w:val="1A1A2E"/>
           <w:sz w:val="21"/>
         </w:rPr>
-        <w:t>资源中心（ResourceView）：7 类资源卡片化呈现，分色语义标识。</w:t>
+        <w:t>• 资源中心（ResourceView）：7 类资源卡片化呈现，分色语义标识。</w:t>
       </w:r>
     </w:p>
     <w:p>
       <w:pPr>
-        <w:spacing w:after="40" w:line="312" w:lineRule="auto"/>
+        <w:spacing w:before="40" w:after="40" w:line="276" w:lineRule="auto"/>
         <w:ind w:left="454"/>
       </w:pPr>
-      <w:r>
-        <w:rPr>
-          <w:rFonts w:ascii="Calibri" w:hAnsi="Calibri" w:eastAsia="宋体"/>
-          <w:b/>
-          <w:i w:val="0"/>
-          <w:color w:val="6C2BD9"/>
-          <w:sz w:val="21"/>
-        </w:rPr>
-        <w:t xml:space="preserve">• </w:t>
-      </w:r>
       <w:r>
         <w:rPr>
           <w:rFonts w:ascii="Calibri" w:hAnsi="Calibri" w:eastAsia="宋体"/>
@@ -1632,24 +1525,14 @@
           <w:color w:val="1A1A2E"/>
           <w:sz w:val="21"/>
         </w:rPr>
-        <w:t>证据校验面板（EvidenceCheckPanel）：一致性评分、防幻觉置信度半圆仪表、冲突修正 diff、知识库溯源。</w:t>
+        <w:t>• 证据校验面板（EvidenceCheckPanel）：一致性评分、防幻觉置信度半圆仪表、冲突修正 diff、知识库溯源。</w:t>
       </w:r>
     </w:p>
     <w:p>
       <w:pPr>
-        <w:spacing w:after="40" w:line="312" w:lineRule="auto"/>
+        <w:spacing w:before="40" w:after="40" w:line="276" w:lineRule="auto"/>
         <w:ind w:left="454"/>
       </w:pPr>
-      <w:r>
-        <w:rPr>
-          <w:rFonts w:ascii="Calibri" w:hAnsi="Calibri" w:eastAsia="宋体"/>
-          <w:b/>
-          <w:i w:val="0"/>
-          <w:color w:val="6C2BD9"/>
-          <w:sz w:val="21"/>
-        </w:rPr>
-        <w:t xml:space="preserve">• </w:t>
-      </w:r>
       <w:r>
         <w:rPr>
           <w:rFonts w:ascii="Calibri" w:hAnsi="Calibri" w:eastAsia="宋体"/>
@@ -1658,32 +1541,28 @@
           <w:color w:val="1A1A2E"/>
           <w:sz w:val="21"/>
         </w:rPr>
-        <w:t>讯飞 AI 工坊（XfyunWorkshop）：10 能力入口。</w:t>
+        <w:t>• 讯飞 AI 工坊（XfyunWorkshop）：10 能力入口。</w:t>
       </w:r>
     </w:p>
     <w:p>
       <w:pPr>
-        <w:pStyle w:val="Heading3"/>
+        <w:pStyle w:val="Heading2"/>
       </w:pPr>
       <w:r>
+        <w:rPr>
+          <w:rFonts w:ascii="Calibri" w:hAnsi="Calibri" w:eastAsia="宋体"/>
+          <w:b/>
+          <w:color w:val="6C2BD9"/>
+          <w:sz w:val="24"/>
+        </w:rPr>
         <w:t>3.2 外部接口</w:t>
       </w:r>
     </w:p>
     <w:p>
       <w:pPr>
-        <w:spacing w:after="40" w:line="312" w:lineRule="auto"/>
+        <w:spacing w:before="40" w:after="40" w:line="276" w:lineRule="auto"/>
         <w:ind w:left="454"/>
       </w:pPr>
-      <w:r>
-        <w:rPr>
-          <w:rFonts w:ascii="Calibri" w:hAnsi="Calibri" w:eastAsia="宋体"/>
-          <w:b/>
-          <w:i w:val="0"/>
-          <w:color w:val="6C2BD9"/>
-          <w:sz w:val="21"/>
-        </w:rPr>
-        <w:t xml:space="preserve">• </w:t>
-      </w:r>
       <w:r>
         <w:rPr>
           <w:rFonts w:ascii="Calibri" w:hAnsi="Calibri" w:eastAsia="宋体"/>
@@ -1692,24 +1571,14 @@
           <w:color w:val="1A1A2E"/>
           <w:sz w:val="21"/>
         </w:rPr>
-        <w:t>后端 → 大模型：星火 X2（首选）/ DeepSeek（兜底）HTTPS API。</w:t>
+        <w:t>• 后端 → 大模型：星火 X2（首选）/ DeepSeek（兜底）HTTPS API。</w:t>
       </w:r>
     </w:p>
     <w:p>
       <w:pPr>
-        <w:spacing w:after="40" w:line="312" w:lineRule="auto"/>
+        <w:spacing w:before="40" w:after="40" w:line="276" w:lineRule="auto"/>
         <w:ind w:left="454"/>
       </w:pPr>
-      <w:r>
-        <w:rPr>
-          <w:rFonts w:ascii="Calibri" w:hAnsi="Calibri" w:eastAsia="宋体"/>
-          <w:b/>
-          <w:i w:val="0"/>
-          <w:color w:val="6C2BD9"/>
-          <w:sz w:val="21"/>
-        </w:rPr>
-        <w:t xml:space="preserve">• </w:t>
-      </w:r>
       <w:r>
         <w:rPr>
           <w:rFonts w:ascii="Calibri" w:hAnsi="Calibri" w:eastAsia="宋体"/>
@@ -1718,24 +1587,14 @@
           <w:color w:val="1A1A2E"/>
           <w:sz w:val="21"/>
         </w:rPr>
-        <w:t>后端 → 讯飞开放平台：10 项能力 HTTPS/WebSocket 接口。</w:t>
+        <w:t>• 后端 → 讯飞开放平台：10 项能力 HTTPS/WebSocket 接口。</w:t>
       </w:r>
     </w:p>
     <w:p>
       <w:pPr>
-        <w:spacing w:after="40" w:line="312" w:lineRule="auto"/>
+        <w:spacing w:before="40" w:after="40" w:line="276" w:lineRule="auto"/>
         <w:ind w:left="454"/>
       </w:pPr>
-      <w:r>
-        <w:rPr>
-          <w:rFonts w:ascii="Calibri" w:hAnsi="Calibri" w:eastAsia="宋体"/>
-          <w:b/>
-          <w:i w:val="0"/>
-          <w:color w:val="6C2BD9"/>
-          <w:sz w:val="21"/>
-        </w:rPr>
-        <w:t xml:space="preserve">• </w:t>
-      </w:r>
       <w:r>
         <w:rPr>
           <w:rFonts w:ascii="Calibri" w:hAnsi="Calibri" w:eastAsia="宋体"/>
@@ -1744,32 +1603,28 @@
           <w:color w:val="1A1A2E"/>
           <w:sz w:val="21"/>
         </w:rPr>
-        <w:t>后端 → 向量库：InMemory（numpy）/ Milvus（生产）。</w:t>
+        <w:t>• 后端 → 向量库：InMemory（numpy）/ Milvus（生产）。</w:t>
       </w:r>
     </w:p>
     <w:p>
       <w:pPr>
-        <w:pStyle w:val="Heading3"/>
+        <w:pStyle w:val="Heading2"/>
       </w:pPr>
       <w:r>
+        <w:rPr>
+          <w:rFonts w:ascii="Calibri" w:hAnsi="Calibri" w:eastAsia="宋体"/>
+          <w:b/>
+          <w:color w:val="6C2BD9"/>
+          <w:sz w:val="24"/>
+        </w:rPr>
         <w:t>3.3 内部接口</w:t>
       </w:r>
     </w:p>
     <w:p>
       <w:pPr>
-        <w:spacing w:after="40" w:line="312" w:lineRule="auto"/>
+        <w:spacing w:before="40" w:after="40" w:line="276" w:lineRule="auto"/>
         <w:ind w:left="454"/>
       </w:pPr>
-      <w:r>
-        <w:rPr>
-          <w:rFonts w:ascii="Calibri" w:hAnsi="Calibri" w:eastAsia="宋体"/>
-          <w:b/>
-          <w:i w:val="0"/>
-          <w:color w:val="6C2BD9"/>
-          <w:sz w:val="21"/>
-        </w:rPr>
-        <w:t xml:space="preserve">• </w:t>
-      </w:r>
       <w:r>
         <w:rPr>
           <w:rFonts w:ascii="Calibri" w:hAnsi="Calibri" w:eastAsia="宋体"/>
@@ -1778,14 +1633,14 @@
           <w:color w:val="1A1A2E"/>
           <w:sz w:val="21"/>
         </w:rPr>
-        <w:t xml:space="preserve">节点间通过 </w:t>
+        <w:t xml:space="preserve">• 节点间通过 </w:t>
       </w:r>
       <w:r>
         <w:rPr>
           <w:rFonts w:ascii="Consolas" w:hAnsi="Consolas" w:eastAsia="Consolas"/>
           <w:b w:val="0"/>
           <w:i w:val="0"/>
-          <w:color w:val="C53AE8"/>
+          <w:color w:val="1A1A2E"/>
           <w:sz w:val="20"/>
         </w:rPr>
         <w:t>AgentState</w:t>
@@ -1805,7 +1660,7 @@
           <w:rFonts w:ascii="Consolas" w:hAnsi="Consolas" w:eastAsia="Consolas"/>
           <w:b w:val="0"/>
           <w:i w:val="0"/>
-          <w:color w:val="C53AE8"/>
+          <w:color w:val="1A1A2E"/>
           <w:sz w:val="20"/>
         </w:rPr>
         <w:t>route_after_retriever</w:t>
@@ -1825,7 +1680,7 @@
           <w:rFonts w:ascii="Consolas" w:hAnsi="Consolas" w:eastAsia="Consolas"/>
           <w:b w:val="0"/>
           <w:i w:val="0"/>
-          <w:color w:val="C53AE8"/>
+          <w:color w:val="1A1A2E"/>
           <w:sz w:val="20"/>
         </w:rPr>
         <w:t>route_after_critic</w:t>
@@ -1843,19 +1698,9 @@
     </w:p>
     <w:p>
       <w:pPr>
-        <w:spacing w:after="40" w:line="312" w:lineRule="auto"/>
+        <w:spacing w:before="40" w:after="40" w:line="276" w:lineRule="auto"/>
         <w:ind w:left="454"/>
       </w:pPr>
-      <w:r>
-        <w:rPr>
-          <w:rFonts w:ascii="Calibri" w:hAnsi="Calibri" w:eastAsia="宋体"/>
-          <w:b/>
-          <w:i w:val="0"/>
-          <w:color w:val="6C2BD9"/>
-          <w:sz w:val="21"/>
-        </w:rPr>
-        <w:t xml:space="preserve">• </w:t>
-      </w:r>
       <w:r>
         <w:rPr>
           <w:rFonts w:ascii="Calibri" w:hAnsi="Calibri" w:eastAsia="宋体"/>
@@ -1864,14 +1709,14 @@
           <w:color w:val="1A1A2E"/>
           <w:sz w:val="21"/>
         </w:rPr>
-        <w:t>前端 → 后端：</w:t>
+        <w:t>• 前端 → 后端：</w:t>
       </w:r>
       <w:r>
         <w:rPr>
           <w:rFonts w:ascii="Consolas" w:hAnsi="Consolas" w:eastAsia="Consolas"/>
           <w:b w:val="0"/>
           <w:i w:val="0"/>
-          <w:color w:val="C53AE8"/>
+          <w:color w:val="1A1A2E"/>
           <w:sz w:val="20"/>
         </w:rPr>
         <w:t>/api/*</w:t>
@@ -1891,7 +1736,7 @@
           <w:rFonts w:ascii="Consolas" w:hAnsi="Consolas" w:eastAsia="Consolas"/>
           <w:b w:val="0"/>
           <w:i w:val="0"/>
-          <w:color w:val="C53AE8"/>
+          <w:color w:val="1A1A2E"/>
           <w:sz w:val="20"/>
         </w:rPr>
         <w:t>/api → :8002</w:t>
@@ -1915,7 +1760,6 @@
         <w:rPr>
           <w:rFonts w:ascii="Calibri" w:hAnsi="Calibri" w:eastAsia="宋体"/>
           <w:b w:val="0"/>
-          <w:i w:val="0"/>
           <w:color w:val="999999"/>
           <w:sz w:val="18"/>
         </w:rPr>
@@ -1924,23 +1768,35 @@
     </w:p>
     <w:p>
       <w:pPr>
-        <w:pStyle w:val="Heading2"/>
+        <w:pStyle w:val="Heading1"/>
       </w:pPr>
       <w:r>
+        <w:rPr>
+          <w:rFonts w:ascii="Calibri" w:hAnsi="Calibri" w:eastAsia="宋体"/>
+          <w:b/>
+          <w:color w:val="6C2BD9"/>
+          <w:sz w:val="28"/>
+        </w:rPr>
         <w:t>4. 运行设计</w:t>
       </w:r>
     </w:p>
     <w:p>
       <w:pPr>
-        <w:pStyle w:val="Heading3"/>
+        <w:pStyle w:val="Heading2"/>
       </w:pPr>
       <w:r>
+        <w:rPr>
+          <w:rFonts w:ascii="Calibri" w:hAnsi="Calibri" w:eastAsia="宋体"/>
+          <w:b/>
+          <w:color w:val="6C2BD9"/>
+          <w:sz w:val="24"/>
+        </w:rPr>
         <w:t>4.1 运行模块组合</w:t>
       </w:r>
     </w:p>
     <w:p>
       <w:pPr>
-        <w:spacing w:after="100" w:line="336" w:lineRule="auto"/>
+        <w:spacing w:before="80" w:after="80" w:line="276" w:lineRule="auto"/>
       </w:pPr>
       <w:r>
         <w:rPr>
@@ -1957,7 +1813,7 @@
           <w:rFonts w:ascii="Consolas" w:hAnsi="Consolas" w:eastAsia="Consolas"/>
           <w:b w:val="0"/>
           <w:i w:val="0"/>
-          <w:color w:val="C53AE8"/>
+          <w:color w:val="1A1A2E"/>
           <w:sz w:val="20"/>
         </w:rPr>
         <w:t>main:app --port 8002</w:t>
@@ -1977,7 +1833,7 @@
           <w:rFonts w:ascii="Consolas" w:hAnsi="Consolas" w:eastAsia="Consolas"/>
           <w:b w:val="0"/>
           <w:i w:val="0"/>
-          <w:color w:val="C53AE8"/>
+          <w:color w:val="1A1A2E"/>
           <w:sz w:val="20"/>
         </w:rPr>
         <w:t>vectordb_data/.import_writer.lock</w:t>
@@ -1995,27 +1851,23 @@
     </w:p>
     <w:p>
       <w:pPr>
-        <w:pStyle w:val="Heading3"/>
+        <w:pStyle w:val="Heading2"/>
       </w:pPr>
       <w:r>
+        <w:rPr>
+          <w:rFonts w:ascii="Calibri" w:hAnsi="Calibri" w:eastAsia="宋体"/>
+          <w:b/>
+          <w:color w:val="6C2BD9"/>
+          <w:sz w:val="24"/>
+        </w:rPr>
         <w:t>4.2 运行控制</w:t>
       </w:r>
     </w:p>
     <w:p>
       <w:pPr>
-        <w:spacing w:after="40" w:line="312" w:lineRule="auto"/>
+        <w:spacing w:before="40" w:after="40" w:line="276" w:lineRule="auto"/>
         <w:ind w:left="454"/>
       </w:pPr>
-      <w:r>
-        <w:rPr>
-          <w:rFonts w:ascii="Calibri" w:hAnsi="Calibri" w:eastAsia="宋体"/>
-          <w:b/>
-          <w:i w:val="0"/>
-          <w:color w:val="6C2BD9"/>
-          <w:sz w:val="21"/>
-        </w:rPr>
-        <w:t xml:space="preserve">• </w:t>
-      </w:r>
       <w:r>
         <w:rPr>
           <w:rFonts w:ascii="Calibri" w:hAnsi="Calibri" w:eastAsia="宋体"/>
@@ -2024,24 +1876,14 @@
           <w:color w:val="1A1A2E"/>
           <w:sz w:val="21"/>
         </w:rPr>
-        <w:t>启动顺序：加载配置 → 加载向量库与 E5 → 挂载路由 → 监听。</w:t>
+        <w:t>• 启动顺序：加载配置 → 加载向量库与 E5 → 挂载路由 → 监听。</w:t>
       </w:r>
     </w:p>
     <w:p>
       <w:pPr>
-        <w:spacing w:after="40" w:line="312" w:lineRule="auto"/>
+        <w:spacing w:before="40" w:after="40" w:line="276" w:lineRule="auto"/>
         <w:ind w:left="454"/>
       </w:pPr>
-      <w:r>
-        <w:rPr>
-          <w:rFonts w:ascii="Calibri" w:hAnsi="Calibri" w:eastAsia="宋体"/>
-          <w:b/>
-          <w:i w:val="0"/>
-          <w:color w:val="6C2BD9"/>
-          <w:sz w:val="21"/>
-        </w:rPr>
-        <w:t xml:space="preserve">• </w:t>
-      </w:r>
       <w:r>
         <w:rPr>
           <w:rFonts w:ascii="Calibri" w:hAnsi="Calibri" w:eastAsia="宋体"/>
@@ -2050,14 +1892,14 @@
           <w:color w:val="1A1A2E"/>
           <w:sz w:val="21"/>
         </w:rPr>
-        <w:t>重试控制：</w:t>
+        <w:t>• 重试控制：</w:t>
       </w:r>
       <w:r>
         <w:rPr>
           <w:rFonts w:ascii="Consolas" w:hAnsi="Consolas" w:eastAsia="Consolas"/>
           <w:b w:val="0"/>
           <w:i w:val="0"/>
-          <w:color w:val="C53AE8"/>
+          <w:color w:val="1A1A2E"/>
           <w:sz w:val="20"/>
         </w:rPr>
         <w:t>regenerate_round</w:t>
@@ -2077,7 +1919,7 @@
           <w:rFonts w:ascii="Consolas" w:hAnsi="Consolas" w:eastAsia="Consolas"/>
           <w:b w:val="0"/>
           <w:i w:val="0"/>
-          <w:color w:val="C53AE8"/>
+          <w:color w:val="1A1A2E"/>
           <w:sz w:val="20"/>
         </w:rPr>
         <w:t>critic</w:t>
@@ -2097,7 +1939,7 @@
           <w:rFonts w:ascii="Consolas" w:hAnsi="Consolas" w:eastAsia="Consolas"/>
           <w:b w:val="0"/>
           <w:i w:val="0"/>
-          <w:color w:val="C53AE8"/>
+          <w:color w:val="1A1A2E"/>
           <w:sz w:val="20"/>
         </w:rPr>
         <w:t>retriever</w:t>
@@ -2115,19 +1957,9 @@
     </w:p>
     <w:p>
       <w:pPr>
-        <w:spacing w:after="40" w:line="312" w:lineRule="auto"/>
+        <w:spacing w:before="40" w:after="40" w:line="276" w:lineRule="auto"/>
         <w:ind w:left="454"/>
       </w:pPr>
-      <w:r>
-        <w:rPr>
-          <w:rFonts w:ascii="Calibri" w:hAnsi="Calibri" w:eastAsia="宋体"/>
-          <w:b/>
-          <w:i w:val="0"/>
-          <w:color w:val="6C2BD9"/>
-          <w:sz w:val="21"/>
-        </w:rPr>
-        <w:t xml:space="preserve">• </w:t>
-      </w:r>
       <w:r>
         <w:rPr>
           <w:rFonts w:ascii="Calibri" w:hAnsi="Calibri" w:eastAsia="宋体"/>
@@ -2136,14 +1968,14 @@
           <w:color w:val="1A1A2E"/>
           <w:sz w:val="21"/>
         </w:rPr>
-        <w:t>视频外部轮询：</w:t>
+        <w:t>• 视频外部轮询：</w:t>
       </w:r>
       <w:r>
         <w:rPr>
           <w:rFonts w:ascii="Consolas" w:hAnsi="Consolas" w:eastAsia="Consolas"/>
           <w:b w:val="0"/>
           <w:i w:val="0"/>
-          <w:color w:val="C53AE8"/>
+          <w:color w:val="1A1A2E"/>
           <w:sz w:val="20"/>
         </w:rPr>
         <w:t>asyncio.wait_for(..., timeout=20)</w:t>
@@ -2161,27 +1993,23 @@
     </w:p>
     <w:p>
       <w:pPr>
-        <w:pStyle w:val="Heading3"/>
+        <w:pStyle w:val="Heading2"/>
       </w:pPr>
       <w:r>
+        <w:rPr>
+          <w:rFonts w:ascii="Calibri" w:hAnsi="Calibri" w:eastAsia="宋体"/>
+          <w:b/>
+          <w:color w:val="6C2BD9"/>
+          <w:sz w:val="24"/>
+        </w:rPr>
         <w:t>4.3 运行时间</w:t>
       </w:r>
     </w:p>
     <w:p>
       <w:pPr>
-        <w:spacing w:after="40" w:line="312" w:lineRule="auto"/>
+        <w:spacing w:before="40" w:after="40" w:line="276" w:lineRule="auto"/>
         <w:ind w:left="454"/>
       </w:pPr>
-      <w:r>
-        <w:rPr>
-          <w:rFonts w:ascii="Calibri" w:hAnsi="Calibri" w:eastAsia="宋体"/>
-          <w:b/>
-          <w:i w:val="0"/>
-          <w:color w:val="6C2BD9"/>
-          <w:sz w:val="21"/>
-        </w:rPr>
-        <w:t xml:space="preserve">• </w:t>
-      </w:r>
       <w:r>
         <w:rPr>
           <w:rFonts w:ascii="Calibri" w:hAnsi="Calibri" w:eastAsia="宋体"/>
@@ -2190,24 +2018,14 @@
           <w:color w:val="1A1A2E"/>
           <w:sz w:val="21"/>
         </w:rPr>
-        <w:t>冷启动 ~30s；常规请求亚秒级（受大模型 API 延迟影响）。</w:t>
+        <w:t>• 冷启动 ~30s；常规请求亚秒级（受大模型 API 延迟影响）。</w:t>
       </w:r>
     </w:p>
     <w:p>
       <w:pPr>
-        <w:spacing w:after="40" w:line="312" w:lineRule="auto"/>
+        <w:spacing w:before="40" w:after="40" w:line="276" w:lineRule="auto"/>
         <w:ind w:left="454"/>
       </w:pPr>
-      <w:r>
-        <w:rPr>
-          <w:rFonts w:ascii="Calibri" w:hAnsi="Calibri" w:eastAsia="宋体"/>
-          <w:b/>
-          <w:i w:val="0"/>
-          <w:color w:val="6C2BD9"/>
-          <w:sz w:val="21"/>
-        </w:rPr>
-        <w:t xml:space="preserve">• </w:t>
-      </w:r>
       <w:r>
         <w:rPr>
           <w:rFonts w:ascii="Calibri" w:hAnsi="Calibri" w:eastAsia="宋体"/>
@@ -2216,7 +2034,7 @@
           <w:color w:val="1A1A2E"/>
           <w:sz w:val="21"/>
         </w:rPr>
-        <w:t>数字人视频生成属异步长任务，主流程仅等待 ≤20s。</w:t>
+        <w:t>• 数字人视频生成属异步长任务，主流程仅等待 ≤20s。</w:t>
       </w:r>
     </w:p>
     <w:p>
@@ -2227,7 +2045,6 @@
         <w:rPr>
           <w:rFonts w:ascii="Calibri" w:hAnsi="Calibri" w:eastAsia="宋体"/>
           <w:b w:val="0"/>
-          <w:i w:val="0"/>
           <w:color w:val="999999"/>
           <w:sz w:val="18"/>
         </w:rPr>
@@ -2236,31 +2053,43 @@
     </w:p>
     <w:p>
       <w:pPr>
-        <w:pStyle w:val="Heading2"/>
+        <w:pStyle w:val="Heading1"/>
       </w:pPr>
       <w:r>
+        <w:rPr>
+          <w:rFonts w:ascii="Calibri" w:hAnsi="Calibri" w:eastAsia="宋体"/>
+          <w:b/>
+          <w:color w:val="6C2BD9"/>
+          <w:sz w:val="28"/>
+        </w:rPr>
         <w:t>5. 系统数据结构设计</w:t>
       </w:r>
     </w:p>
     <w:p>
       <w:pPr>
-        <w:pStyle w:val="Heading3"/>
+        <w:pStyle w:val="Heading2"/>
       </w:pPr>
       <w:r>
+        <w:rPr>
+          <w:rFonts w:ascii="Calibri" w:hAnsi="Calibri" w:eastAsia="宋体"/>
+          <w:b/>
+          <w:color w:val="6C2BD9"/>
+          <w:sz w:val="24"/>
+        </w:rPr>
         <w:t>5.1 逻辑结构</w:t>
       </w:r>
     </w:p>
     <w:p>
       <w:pPr>
-        <w:spacing w:after="40" w:line="312" w:lineRule="auto"/>
+        <w:spacing w:before="40" w:after="40" w:line="276" w:lineRule="auto"/>
         <w:ind w:left="454"/>
       </w:pPr>
       <w:r>
         <w:rPr>
           <w:rFonts w:ascii="Calibri" w:hAnsi="Calibri" w:eastAsia="宋体"/>
-          <w:b/>
+          <w:b w:val="0"/>
           <w:i w:val="0"/>
-          <w:color w:val="6C2BD9"/>
+          <w:color w:val="1A1A2E"/>
           <w:sz w:val="21"/>
         </w:rPr>
         <w:t xml:space="preserve">• </w:t>
@@ -2290,7 +2119,7 @@
           <w:rFonts w:ascii="Consolas" w:hAnsi="Consolas" w:eastAsia="Consolas"/>
           <w:b w:val="0"/>
           <w:i w:val="0"/>
-          <w:color w:val="C53AE8"/>
+          <w:color w:val="1A1A2E"/>
           <w:sz w:val="20"/>
         </w:rPr>
         <w:t>messages / profile / retrieved_chunks / resources / evidence_report / video_file / grounding</w:t>
@@ -2308,15 +2137,15 @@
     </w:p>
     <w:p>
       <w:pPr>
-        <w:spacing w:after="40" w:line="312" w:lineRule="auto"/>
+        <w:spacing w:before="40" w:after="40" w:line="276" w:lineRule="auto"/>
         <w:ind w:left="454"/>
       </w:pPr>
       <w:r>
         <w:rPr>
           <w:rFonts w:ascii="Calibri" w:hAnsi="Calibri" w:eastAsia="宋体"/>
-          <w:b/>
+          <w:b w:val="0"/>
           <w:i w:val="0"/>
-          <w:color w:val="6C2BD9"/>
+          <w:color w:val="1A1A2E"/>
           <w:sz w:val="21"/>
         </w:rPr>
         <w:t xml:space="preserve">• </w:t>
@@ -2346,7 +2175,7 @@
           <w:rFonts w:ascii="Consolas" w:hAnsi="Consolas" w:eastAsia="Consolas"/>
           <w:b w:val="0"/>
           <w:i w:val="0"/>
-          <w:color w:val="C53AE8"/>
+          <w:color w:val="1A1A2E"/>
           <w:sz w:val="20"/>
         </w:rPr>
         <w:t>{text, embedding(768), group, source, score}</w:t>
@@ -2364,15 +2193,15 @@
     </w:p>
     <w:p>
       <w:pPr>
-        <w:spacing w:after="40" w:line="312" w:lineRule="auto"/>
+        <w:spacing w:before="40" w:after="40" w:line="276" w:lineRule="auto"/>
         <w:ind w:left="454"/>
       </w:pPr>
       <w:r>
         <w:rPr>
           <w:rFonts w:ascii="Calibri" w:hAnsi="Calibri" w:eastAsia="宋体"/>
-          <w:b/>
+          <w:b w:val="0"/>
           <w:i w:val="0"/>
-          <w:color w:val="6C2BD9"/>
+          <w:color w:val="1A1A2E"/>
           <w:sz w:val="21"/>
         </w:rPr>
         <w:t xml:space="preserve">• </w:t>
@@ -2402,7 +2231,7 @@
           <w:rFonts w:ascii="Consolas" w:hAnsi="Consolas" w:eastAsia="Consolas"/>
           <w:b w:val="0"/>
           <w:i w:val="0"/>
-          <w:color w:val="C53AE8"/>
+          <w:color w:val="1A1A2E"/>
           <w:sz w:val="20"/>
         </w:rPr>
         <w:t>{status, consistency_score, confidence_score, total_conflicts, resolved, unresolved, conflicts[], corrections[], citations[], grounding_score, grounding_flagged, checked_agents[], course}</w:t>
@@ -2420,27 +2249,23 @@
     </w:p>
     <w:p>
       <w:pPr>
-        <w:pStyle w:val="Heading3"/>
+        <w:pStyle w:val="Heading2"/>
       </w:pPr>
       <w:r>
+        <w:rPr>
+          <w:rFonts w:ascii="Calibri" w:hAnsi="Calibri" w:eastAsia="宋体"/>
+          <w:b/>
+          <w:color w:val="6C2BD9"/>
+          <w:sz w:val="24"/>
+        </w:rPr>
         <w:t>5.2 物理结构</w:t>
       </w:r>
     </w:p>
     <w:p>
       <w:pPr>
-        <w:spacing w:after="40" w:line="312" w:lineRule="auto"/>
+        <w:spacing w:before="40" w:after="40" w:line="276" w:lineRule="auto"/>
         <w:ind w:left="454"/>
       </w:pPr>
-      <w:r>
-        <w:rPr>
-          <w:rFonts w:ascii="Calibri" w:hAnsi="Calibri" w:eastAsia="宋体"/>
-          <w:b/>
-          <w:i w:val="0"/>
-          <w:color w:val="6C2BD9"/>
-          <w:sz w:val="21"/>
-        </w:rPr>
-        <w:t xml:space="preserve">• </w:t>
-      </w:r>
       <w:r>
         <w:rPr>
           <w:rFonts w:ascii="Calibri" w:hAnsi="Calibri" w:eastAsia="宋体"/>
@@ -2449,14 +2274,14 @@
           <w:color w:val="1A1A2E"/>
           <w:sz w:val="21"/>
         </w:rPr>
-        <w:t xml:space="preserve">向量库：开发期 </w:t>
+        <w:t xml:space="preserve">• 向量库：开发期 </w:t>
       </w:r>
       <w:r>
         <w:rPr>
           <w:rFonts w:ascii="Consolas" w:hAnsi="Consolas" w:eastAsia="Consolas"/>
           <w:b w:val="0"/>
           <w:i w:val="0"/>
-          <w:color w:val="C53AE8"/>
+          <w:color w:val="1A1A2E"/>
           <w:sz w:val="20"/>
         </w:rPr>
         <w:t>InMemoryVectorStore</w:t>
@@ -2476,7 +2301,7 @@
           <w:rFonts w:ascii="Consolas" w:hAnsi="Consolas" w:eastAsia="Consolas"/>
           <w:b w:val="0"/>
           <w:i w:val="0"/>
-          <w:color w:val="C53AE8"/>
+          <w:color w:val="1A1A2E"/>
           <w:sz w:val="20"/>
         </w:rPr>
         <w:t>Milvus</w:t>
@@ -2494,19 +2319,9 @@
     </w:p>
     <w:p>
       <w:pPr>
-        <w:spacing w:after="40" w:line="312" w:lineRule="auto"/>
+        <w:spacing w:before="40" w:after="40" w:line="276" w:lineRule="auto"/>
         <w:ind w:left="454"/>
       </w:pPr>
-      <w:r>
-        <w:rPr>
-          <w:rFonts w:ascii="Calibri" w:hAnsi="Calibri" w:eastAsia="宋体"/>
-          <w:b/>
-          <w:i w:val="0"/>
-          <w:color w:val="6C2BD9"/>
-          <w:sz w:val="21"/>
-        </w:rPr>
-        <w:t xml:space="preserve">• </w:t>
-      </w:r>
       <w:r>
         <w:rPr>
           <w:rFonts w:ascii="Calibri" w:hAnsi="Calibri" w:eastAsia="宋体"/>
@@ -2515,27 +2330,33 @@
           <w:color w:val="1A1A2E"/>
           <w:sz w:val="21"/>
         </w:rPr>
-        <w:t>知识图谱：26 个 group 节点 + 边关系，前后端编号一致。</w:t>
+        <w:t>• 知识图谱：26 个 group 节点 + 边关系，前后端编号一致。</w:t>
       </w:r>
     </w:p>
     <w:p>
       <w:pPr>
-        <w:pStyle w:val="Heading3"/>
+        <w:pStyle w:val="Heading2"/>
       </w:pPr>
       <w:r>
+        <w:rPr>
+          <w:rFonts w:ascii="Calibri" w:hAnsi="Calibri" w:eastAsia="宋体"/>
+          <w:b/>
+          <w:color w:val="6C2BD9"/>
+          <w:sz w:val="24"/>
+        </w:rPr>
         <w:t>5.3 数据结构与程序关系</w:t>
       </w:r>
     </w:p>
     <w:p>
       <w:pPr>
-        <w:spacing w:after="100" w:line="336" w:lineRule="auto"/>
+        <w:spacing w:before="80" w:after="80" w:line="276" w:lineRule="auto"/>
       </w:pPr>
       <w:r>
         <w:rPr>
           <w:rFonts w:ascii="Consolas" w:hAnsi="Consolas" w:eastAsia="Consolas"/>
           <w:b w:val="0"/>
           <w:i w:val="0"/>
-          <w:color w:val="C53AE8"/>
+          <w:color w:val="1A1A2E"/>
           <w:sz w:val="20"/>
         </w:rPr>
         <w:t>retriever</w:t>
@@ -2555,7 +2376,7 @@
           <w:rFonts w:ascii="Consolas" w:hAnsi="Consolas" w:eastAsia="Consolas"/>
           <w:b w:val="0"/>
           <w:i w:val="0"/>
-          <w:color w:val="C53AE8"/>
+          <w:color w:val="1A1A2E"/>
           <w:sz w:val="20"/>
         </w:rPr>
         <w:t>retrieved_chunks</w:t>
@@ -2575,7 +2396,7 @@
           <w:rFonts w:ascii="Consolas" w:hAnsi="Consolas" w:eastAsia="Consolas"/>
           <w:b w:val="0"/>
           <w:i w:val="0"/>
-          <w:color w:val="C53AE8"/>
+          <w:color w:val="1A1A2E"/>
           <w:sz w:val="20"/>
         </w:rPr>
         <w:t>generator_cluster</w:t>
@@ -2595,7 +2416,7 @@
           <w:rFonts w:ascii="Consolas" w:hAnsi="Consolas" w:eastAsia="Consolas"/>
           <w:b w:val="0"/>
           <w:i w:val="0"/>
-          <w:color w:val="C53AE8"/>
+          <w:color w:val="1A1A2E"/>
           <w:sz w:val="20"/>
         </w:rPr>
         <w:t>resources</w:t>
@@ -2615,7 +2436,7 @@
           <w:rFonts w:ascii="Consolas" w:hAnsi="Consolas" w:eastAsia="Consolas"/>
           <w:b w:val="0"/>
           <w:i w:val="0"/>
-          <w:color w:val="C53AE8"/>
+          <w:color w:val="1A1A2E"/>
           <w:sz w:val="20"/>
         </w:rPr>
         <w:t>evidence_check</w:t>
@@ -2635,7 +2456,7 @@
           <w:rFonts w:ascii="Consolas" w:hAnsi="Consolas" w:eastAsia="Consolas"/>
           <w:b w:val="0"/>
           <w:i w:val="0"/>
-          <w:color w:val="C53AE8"/>
+          <w:color w:val="1A1A2E"/>
           <w:sz w:val="20"/>
         </w:rPr>
         <w:t>retrieved_chunks</w:t>
@@ -2655,7 +2476,7 @@
           <w:rFonts w:ascii="Consolas" w:hAnsi="Consolas" w:eastAsia="Consolas"/>
           <w:b w:val="0"/>
           <w:i w:val="0"/>
-          <w:color w:val="C53AE8"/>
+          <w:color w:val="1A1A2E"/>
           <w:sz w:val="20"/>
         </w:rPr>
         <w:t>grounding</w:t>
@@ -2675,7 +2496,7 @@
           <w:rFonts w:ascii="Consolas" w:hAnsi="Consolas" w:eastAsia="Consolas"/>
           <w:b w:val="0"/>
           <w:i w:val="0"/>
-          <w:color w:val="C53AE8"/>
+          <w:color w:val="1A1A2E"/>
           <w:sz w:val="20"/>
         </w:rPr>
         <w:t>quality_gate</w:t>
@@ -2695,7 +2516,7 @@
           <w:rFonts w:ascii="Consolas" w:hAnsi="Consolas" w:eastAsia="Consolas"/>
           <w:b w:val="0"/>
           <w:i w:val="0"/>
-          <w:color w:val="C53AE8"/>
+          <w:color w:val="1A1A2E"/>
           <w:sz w:val="20"/>
         </w:rPr>
         <w:t>evidence_report</w:t>
@@ -2719,7 +2540,6 @@
         <w:rPr>
           <w:rFonts w:ascii="Calibri" w:hAnsi="Calibri" w:eastAsia="宋体"/>
           <w:b w:val="0"/>
-          <w:i w:val="0"/>
           <w:color w:val="999999"/>
           <w:sz w:val="18"/>
         </w:rPr>
@@ -2728,35 +2548,37 @@
     </w:p>
     <w:p>
       <w:pPr>
-        <w:pStyle w:val="Heading2"/>
+        <w:pStyle w:val="Heading1"/>
       </w:pPr>
       <w:r>
+        <w:rPr>
+          <w:rFonts w:ascii="Calibri" w:hAnsi="Calibri" w:eastAsia="宋体"/>
+          <w:b/>
+          <w:color w:val="6C2BD9"/>
+          <w:sz w:val="28"/>
+        </w:rPr>
         <w:t>6. 系统出错处理设计</w:t>
       </w:r>
     </w:p>
     <w:p>
       <w:pPr>
-        <w:pStyle w:val="Heading3"/>
+        <w:pStyle w:val="Heading2"/>
       </w:pPr>
       <w:r>
+        <w:rPr>
+          <w:rFonts w:ascii="Calibri" w:hAnsi="Calibri" w:eastAsia="宋体"/>
+          <w:b/>
+          <w:color w:val="6C2BD9"/>
+          <w:sz w:val="24"/>
+        </w:rPr>
         <w:t>6.1 出错信息</w:t>
       </w:r>
     </w:p>
     <w:p>
       <w:pPr>
-        <w:spacing w:after="40" w:line="312" w:lineRule="auto"/>
+        <w:spacing w:before="40" w:after="40" w:line="276" w:lineRule="auto"/>
         <w:ind w:left="454"/>
       </w:pPr>
-      <w:r>
-        <w:rPr>
-          <w:rFonts w:ascii="Calibri" w:hAnsi="Calibri" w:eastAsia="宋体"/>
-          <w:b/>
-          <w:i w:val="0"/>
-          <w:color w:val="6C2BD9"/>
-          <w:sz w:val="21"/>
-        </w:rPr>
-        <w:t xml:space="preserve">• </w:t>
-      </w:r>
       <w:r>
         <w:rPr>
           <w:rFonts w:ascii="Calibri" w:hAnsi="Calibri" w:eastAsia="宋体"/>
@@ -2765,24 +2587,14 @@
           <w:color w:val="1A1A2E"/>
           <w:sz w:val="21"/>
         </w:rPr>
-        <w:t>外部 API 超时/鉴权失败：记录结构化日志，触发降级。</w:t>
+        <w:t>• 外部 API 超时/鉴权失败：记录结构化日志，触发降级。</w:t>
       </w:r>
     </w:p>
     <w:p>
       <w:pPr>
-        <w:spacing w:after="40" w:line="312" w:lineRule="auto"/>
+        <w:spacing w:before="40" w:after="40" w:line="276" w:lineRule="auto"/>
         <w:ind w:left="454"/>
       </w:pPr>
-      <w:r>
-        <w:rPr>
-          <w:rFonts w:ascii="Calibri" w:hAnsi="Calibri" w:eastAsia="宋体"/>
-          <w:b/>
-          <w:i w:val="0"/>
-          <w:color w:val="6C2BD9"/>
-          <w:sz w:val="21"/>
-        </w:rPr>
-        <w:t xml:space="preserve">• </w:t>
-      </w:r>
       <w:r>
         <w:rPr>
           <w:rFonts w:ascii="Calibri" w:hAnsi="Calibri" w:eastAsia="宋体"/>
@@ -2791,14 +2603,14 @@
           <w:color w:val="1A1A2E"/>
           <w:sz w:val="21"/>
         </w:rPr>
-        <w:t>幻觉检出：</w:t>
+        <w:t>• 幻觉检出：</w:t>
       </w:r>
       <w:r>
         <w:rPr>
           <w:rFonts w:ascii="Consolas" w:hAnsi="Consolas" w:eastAsia="Consolas"/>
           <w:b w:val="0"/>
           <w:i w:val="0"/>
-          <w:color w:val="C53AE8"/>
+          <w:color w:val="1A1A2E"/>
           <w:sz w:val="20"/>
         </w:rPr>
         <w:t>EvidenceReport.grounding_flagged=true</w:t>
@@ -2816,19 +2628,9 @@
     </w:p>
     <w:p>
       <w:pPr>
-        <w:spacing w:after="40" w:line="312" w:lineRule="auto"/>
+        <w:spacing w:before="40" w:after="40" w:line="276" w:lineRule="auto"/>
         <w:ind w:left="454"/>
       </w:pPr>
-      <w:r>
-        <w:rPr>
-          <w:rFonts w:ascii="Calibri" w:hAnsi="Calibri" w:eastAsia="宋体"/>
-          <w:b/>
-          <w:i w:val="0"/>
-          <w:color w:val="6C2BD9"/>
-          <w:sz w:val="21"/>
-        </w:rPr>
-        <w:t xml:space="preserve">• </w:t>
-      </w:r>
       <w:r>
         <w:rPr>
           <w:rFonts w:ascii="Calibri" w:hAnsi="Calibri" w:eastAsia="宋体"/>
@@ -2837,32 +2639,28 @@
           <w:color w:val="1A1A2E"/>
           <w:sz w:val="21"/>
         </w:rPr>
-        <w:t>安全事件：沙箱拦截、配额超限返回 429、密钥脱敏不出现在日志。</w:t>
+        <w:t>• 安全事件：沙箱拦截、配额超限返回 429、密钥脱敏不出现在日志。</w:t>
       </w:r>
     </w:p>
     <w:p>
       <w:pPr>
-        <w:pStyle w:val="Heading3"/>
+        <w:pStyle w:val="Heading2"/>
       </w:pPr>
       <w:r>
+        <w:rPr>
+          <w:rFonts w:ascii="Calibri" w:hAnsi="Calibri" w:eastAsia="宋体"/>
+          <w:b/>
+          <w:color w:val="6C2BD9"/>
+          <w:sz w:val="24"/>
+        </w:rPr>
         <w:t>6.2 补救措施</w:t>
       </w:r>
     </w:p>
     <w:p>
       <w:pPr>
-        <w:spacing w:after="40" w:line="312" w:lineRule="auto"/>
+        <w:spacing w:before="40" w:after="40" w:line="276" w:lineRule="auto"/>
         <w:ind w:left="454"/>
       </w:pPr>
-      <w:r>
-        <w:rPr>
-          <w:rFonts w:ascii="Calibri" w:hAnsi="Calibri" w:eastAsia="宋体"/>
-          <w:b/>
-          <w:i w:val="0"/>
-          <w:color w:val="6C2BD9"/>
-          <w:sz w:val="21"/>
-        </w:rPr>
-        <w:t xml:space="preserve">• </w:t>
-      </w:r>
       <w:r>
         <w:rPr>
           <w:rFonts w:ascii="Calibri" w:hAnsi="Calibri" w:eastAsia="宋体"/>
@@ -2871,24 +2669,14 @@
           <w:color w:val="1A1A2E"/>
           <w:sz w:val="21"/>
         </w:rPr>
-        <w:t>大模型：星火 X2 → DeepSeek 兜底。</w:t>
+        <w:t>• 大模型：星火 X2 → DeepSeek 兜底。</w:t>
       </w:r>
     </w:p>
     <w:p>
       <w:pPr>
-        <w:spacing w:after="40" w:line="312" w:lineRule="auto"/>
+        <w:spacing w:before="40" w:after="40" w:line="276" w:lineRule="auto"/>
         <w:ind w:left="454"/>
       </w:pPr>
-      <w:r>
-        <w:rPr>
-          <w:rFonts w:ascii="Calibri" w:hAnsi="Calibri" w:eastAsia="宋体"/>
-          <w:b/>
-          <w:i w:val="0"/>
-          <w:color w:val="6C2BD9"/>
-          <w:sz w:val="21"/>
-        </w:rPr>
-        <w:t xml:space="preserve">• </w:t>
-      </w:r>
       <w:r>
         <w:rPr>
           <w:rFonts w:ascii="Calibri" w:hAnsi="Calibri" w:eastAsia="宋体"/>
@@ -2897,24 +2685,14 @@
           <w:color w:val="1A1A2E"/>
           <w:sz w:val="21"/>
         </w:rPr>
-        <w:t>多模态：图片/视频/PPT 生成失败 → 降级提示，不阻塞主流程。</w:t>
+        <w:t>• 多模态：图片/视频/PPT 生成失败 → 降级提示，不阻塞主流程。</w:t>
       </w:r>
     </w:p>
     <w:p>
       <w:pPr>
-        <w:spacing w:after="40" w:line="312" w:lineRule="auto"/>
+        <w:spacing w:before="40" w:after="40" w:line="276" w:lineRule="auto"/>
         <w:ind w:left="454"/>
       </w:pPr>
-      <w:r>
-        <w:rPr>
-          <w:rFonts w:ascii="Calibri" w:hAnsi="Calibri" w:eastAsia="宋体"/>
-          <w:b/>
-          <w:i w:val="0"/>
-          <w:color w:val="6C2BD9"/>
-          <w:sz w:val="21"/>
-        </w:rPr>
-        <w:t xml:space="preserve">• </w:t>
-      </w:r>
       <w:r>
         <w:rPr>
           <w:rFonts w:ascii="Calibri" w:hAnsi="Calibri" w:eastAsia="宋体"/>
@@ -2923,32 +2701,28 @@
           <w:color w:val="1A1A2E"/>
           <w:sz w:val="21"/>
         </w:rPr>
-        <w:t>向量库：内存库缺失 → 走重建/降级。</w:t>
+        <w:t>• 向量库：内存库缺失 → 走重建/降级。</w:t>
       </w:r>
     </w:p>
     <w:p>
       <w:pPr>
-        <w:pStyle w:val="Heading3"/>
+        <w:pStyle w:val="Heading2"/>
       </w:pPr>
       <w:r>
+        <w:rPr>
+          <w:rFonts w:ascii="Calibri" w:hAnsi="Calibri" w:eastAsia="宋体"/>
+          <w:b/>
+          <w:color w:val="6C2BD9"/>
+          <w:sz w:val="24"/>
+        </w:rPr>
         <w:t>6.3 系统维护设计</w:t>
       </w:r>
     </w:p>
     <w:p>
       <w:pPr>
-        <w:spacing w:after="40" w:line="312" w:lineRule="auto"/>
+        <w:spacing w:before="40" w:after="40" w:line="276" w:lineRule="auto"/>
         <w:ind w:left="454"/>
       </w:pPr>
-      <w:r>
-        <w:rPr>
-          <w:rFonts w:ascii="Calibri" w:hAnsi="Calibri" w:eastAsia="宋体"/>
-          <w:b/>
-          <w:i w:val="0"/>
-          <w:color w:val="6C2BD9"/>
-          <w:sz w:val="21"/>
-        </w:rPr>
-        <w:t xml:space="preserve">• </w:t>
-      </w:r>
       <w:r>
         <w:rPr>
           <w:rFonts w:ascii="Calibri" w:hAnsi="Calibri" w:eastAsia="宋体"/>
@@ -2957,14 +2731,14 @@
           <w:color w:val="1A1A2E"/>
           <w:sz w:val="21"/>
         </w:rPr>
-        <w:t xml:space="preserve">结构化日志 + Prometheus </w:t>
+        <w:t xml:space="preserve">• 结构化日志 + Prometheus </w:t>
       </w:r>
       <w:r>
         <w:rPr>
           <w:rFonts w:ascii="Consolas" w:hAnsi="Consolas" w:eastAsia="Consolas"/>
           <w:b w:val="0"/>
           <w:i w:val="0"/>
-          <w:color w:val="C53AE8"/>
+          <w:color w:val="1A1A2E"/>
           <w:sz w:val="20"/>
         </w:rPr>
         <w:t>/metrics</w:t>
@@ -2982,19 +2756,9 @@
     </w:p>
     <w:p>
       <w:pPr>
-        <w:spacing w:after="40" w:line="312" w:lineRule="auto"/>
+        <w:spacing w:before="40" w:after="40" w:line="276" w:lineRule="auto"/>
         <w:ind w:left="454"/>
       </w:pPr>
-      <w:r>
-        <w:rPr>
-          <w:rFonts w:ascii="Calibri" w:hAnsi="Calibri" w:eastAsia="宋体"/>
-          <w:b/>
-          <w:i w:val="0"/>
-          <w:color w:val="6C2BD9"/>
-          <w:sz w:val="21"/>
-        </w:rPr>
-        <w:t xml:space="preserve">• </w:t>
-      </w:r>
       <w:r>
         <w:rPr>
           <w:rFonts w:ascii="Calibri" w:hAnsi="Calibri" w:eastAsia="宋体"/>
@@ -3003,111 +2767,17 @@
           <w:color w:val="1A1A2E"/>
           <w:sz w:val="21"/>
         </w:rPr>
-        <w:t>Docker 非 root 运行、配置版本化迁移、自动化测试回归。</w:t>
-      </w:r>
-    </w:p>
-    <w:p/>
-    <w:p>
-      <w:pPr>
-        <w:jc w:val="center"/>
-      </w:pPr>
-      <w:r>
-        <w:rPr>
-          <w:rFonts w:ascii="Calibri" w:hAnsi="Calibri" w:eastAsia="宋体"/>
-          <w:b w:val="0"/>
-          <w:i/>
-          <w:color w:val="999999"/>
-          <w:sz w:val="17"/>
-        </w:rPr>
-        <w:t>━ 本文档由 MARS-408 参赛团队编写，2026 福建高校「火山杯」Agent 创新大赛参赛配套 ━</w:t>
+        <w:t>• Docker 非 root 运行、配置版本化迁移、自动化测试回归。</w:t>
       </w:r>
     </w:p>
     <w:sectPr>
-      <w:headerReference w:type="default" r:id="rId9"/>
-      <w:footerReference w:type="default" r:id="rId10"/>
       <w:pgSz w:w="12240" w:h="15840"/>
-      <w:pgMar w:top="1247" w:right="1361" w:bottom="1134" w:left="1361" w:header="720" w:footer="720" w:gutter="0"/>
+      <w:pgMar w:top="1440" w:right="1800" w:bottom="1440" w:left="1800" w:header="720" w:footer="720" w:gutter="0"/>
       <w:cols w:space="720"/>
       <w:docGrid w:linePitch="360"/>
     </w:sectPr>
   </w:body>
 </w:document>
-</file>
-
-<file path=word/footer1.xml><?xml version="1.0" encoding="utf-8"?>
-<w:ftr xmlns:m="http://schemas.openxmlformats.org/officeDocument/2006/math" xmlns:mc="http://schemas.openxmlformats.org/markup-compatibility/2006" xmlns:mo="http://schemas.microsoft.com/office/mac/office/2008/main" xmlns:mv="urn:schemas-microsoft-com:mac:vml" xmlns:o="urn:schemas-microsoft-com:office:office" xmlns:r="http://schemas.openxmlformats.org/officeDocument/2006/relationships" xmlns:v="urn:schemas-microsoft-com:vml" xmlns:w10="urn:schemas-microsoft-com:office:word" xmlns:w14="http://schemas.microsoft.com/office/word/2010/wordml" xmlns:w="http://schemas.openxmlformats.org/wordprocessingml/2006/main" xmlns:wne="http://schemas.microsoft.com/office/word/2006/wordml" xmlns:wp14="http://schemas.microsoft.com/office/word/2010/wordprocessingDrawing" xmlns:wp="http://schemas.openxmlformats.org/drawingml/2006/wordprocessingDrawing" xmlns:wpc="http://schemas.microsoft.com/office/word/2010/wordprocessingCanvas" xmlns:wpg="http://schemas.microsoft.com/office/word/2010/wordprocessingGroup" xmlns:wpi="http://schemas.microsoft.com/office/word/2010/wordprocessingInk" xmlns:wps="http://schemas.microsoft.com/office/word/2010/wordprocessingShape" mc:Ignorable="w14 wp14">
-  <w:p>
-    <w:pPr>
-      <w:pStyle w:val="Footer"/>
-      <w:jc w:val="center"/>
-    </w:pPr>
-    <w:r>
-      <w:rPr>
-        <w:rFonts w:ascii="Calibri" w:hAnsi="Calibri" w:eastAsia="宋体"/>
-        <w:b w:val="0"/>
-        <w:i w:val="0"/>
-        <w:color w:val="666666"/>
-        <w:sz w:val="18"/>
-      </w:rPr>
-      <w:t xml:space="preserve">第 </w:t>
-    </w:r>
-    <w:r>
-      <w:fldChar w:fldCharType="begin"/>
-      <w:instrText xml:space="preserve">PAGE</w:instrText>
-      <w:fldChar w:fldCharType="separate"/>
-      <w:t>右键更新域可生成目录</w:t>
-      <w:fldChar w:fldCharType="end"/>
-    </w:r>
-    <w:r>
-      <w:rPr>
-        <w:rFonts w:ascii="Calibri" w:hAnsi="Calibri" w:eastAsia="宋体"/>
-        <w:b w:val="0"/>
-        <w:i w:val="0"/>
-        <w:color w:val="666666"/>
-        <w:sz w:val="18"/>
-      </w:rPr>
-      <w:t xml:space="preserve"> 页 / 共 </w:t>
-    </w:r>
-    <w:r>
-      <w:fldChar w:fldCharType="begin"/>
-      <w:instrText xml:space="preserve">NUMPAGES</w:instrText>
-      <w:fldChar w:fldCharType="separate"/>
-      <w:t>右键更新域可生成目录</w:t>
-      <w:fldChar w:fldCharType="end"/>
-    </w:r>
-    <w:r>
-      <w:rPr>
-        <w:rFonts w:ascii="Calibri" w:hAnsi="Calibri" w:eastAsia="宋体"/>
-        <w:b w:val="0"/>
-        <w:i w:val="0"/>
-        <w:color w:val="666666"/>
-        <w:sz w:val="18"/>
-      </w:rPr>
-      <w:t xml:space="preserve"> 页</w:t>
-    </w:r>
-  </w:p>
-</w:ftr>
-</file>
-
-<file path=word/header1.xml><?xml version="1.0" encoding="utf-8"?>
-<w:hdr xmlns:m="http://schemas.openxmlformats.org/officeDocument/2006/math" xmlns:mc="http://schemas.openxmlformats.org/markup-compatibility/2006" xmlns:mo="http://schemas.microsoft.com/office/mac/office/2008/main" xmlns:mv="urn:schemas-microsoft-com:mac:vml" xmlns:o="urn:schemas-microsoft-com:office:office" xmlns:r="http://schemas.openxmlformats.org/officeDocument/2006/relationships" xmlns:v="urn:schemas-microsoft-com:vml" xmlns:w10="urn:schemas-microsoft-com:office:word" xmlns:w14="http://schemas.microsoft.com/office/word/2010/wordml" xmlns:w="http://schemas.openxmlformats.org/wordprocessingml/2006/main" xmlns:wne="http://schemas.microsoft.com/office/word/2006/wordml" xmlns:wp14="http://schemas.microsoft.com/office/word/2010/wordprocessingDrawing" xmlns:wp="http://schemas.openxmlformats.org/drawingml/2006/wordprocessingDrawing" xmlns:wpc="http://schemas.microsoft.com/office/word/2010/wordprocessingCanvas" xmlns:wpg="http://schemas.microsoft.com/office/word/2010/wordprocessingGroup" xmlns:wpi="http://schemas.microsoft.com/office/word/2010/wordprocessingInk" xmlns:wps="http://schemas.microsoft.com/office/word/2010/wordprocessingShape" mc:Ignorable="w14 wp14">
-  <w:p>
-    <w:pPr>
-      <w:pStyle w:val="Header"/>
-      <w:jc w:val="right"/>
-    </w:pPr>
-    <w:r>
-      <w:rPr>
-        <w:rFonts w:ascii="Calibri" w:hAnsi="Calibri" w:eastAsia="宋体"/>
-        <w:b w:val="0"/>
-        <w:i w:val="0"/>
-        <w:color w:val="999999"/>
-        <w:sz w:val="17"/>
-      </w:rPr>
-      <w:t>MARS-408 · 概要设计说明书</w:t>
-    </w:r>
-  </w:p>
-</w:hdr>
 </file>
 
 <file path=word/numbering.xml><?xml version="1.0" encoding="utf-8"?>
@@ -3473,14 +3143,6 @@
     <w:name w:val="Normal"/>
     <w:qFormat/>
     <w:rsid w:val="00FC693F"/>
-    <w:pPr>
-      <w:spacing w:lineRule="auto" w:line="324" w:after="80"/>
-    </w:pPr>
-    <w:rPr>
-      <w:rFonts w:ascii="Calibri" w:hAnsi="Calibri" w:eastAsia="宋体"/>
-      <w:color w:val="1A1A2E"/>
-      <w:sz w:val="21"/>
-    </w:rPr>
   </w:style>
   <w:style w:type="paragraph" w:styleId="Header">
     <w:name w:val="header"/>
@@ -3537,15 +3199,15 @@
     <w:pPr>
       <w:keepNext/>
       <w:keepLines/>
-      <w:spacing w:before="280" w:after="120"/>
+      <w:spacing w:before="480" w:after="0"/>
       <w:outlineLvl w:val="0"/>
     </w:pPr>
     <w:rPr>
-      <w:rFonts w:asciiTheme="majorHAnsi" w:eastAsiaTheme="majorEastAsia" w:hAnsiTheme="majorHAnsi" w:cstheme="majorBidi" w:ascii="Calibri" w:hAnsi="Calibri" w:eastAsia="黑体"/>
+      <w:rFonts w:asciiTheme="majorHAnsi" w:eastAsiaTheme="majorEastAsia" w:hAnsiTheme="majorHAnsi" w:cstheme="majorBidi"/>
       <w:b/>
       <w:bCs/>
-      <w:color w:val="4A1F96"/>
-      <w:sz w:val="36"/>
+      <w:color w:val="365F91" w:themeColor="accent1" w:themeShade="BF"/>
+      <w:sz w:val="28"/>
       <w:szCs w:val="28"/>
     </w:rPr>
   </w:style>
@@ -3561,15 +3223,15 @@
     <w:pPr>
       <w:keepNext/>
       <w:keepLines/>
-      <w:spacing w:before="280" w:after="120"/>
+      <w:spacing w:before="200" w:after="0"/>
       <w:outlineLvl w:val="1"/>
     </w:pPr>
     <w:rPr>
-      <w:rFonts w:asciiTheme="majorHAnsi" w:eastAsiaTheme="majorEastAsia" w:hAnsiTheme="majorHAnsi" w:cstheme="majorBidi" w:ascii="Calibri" w:hAnsi="Calibri" w:eastAsia="黑体"/>
+      <w:rFonts w:asciiTheme="majorHAnsi" w:eastAsiaTheme="majorEastAsia" w:hAnsiTheme="majorHAnsi" w:cstheme="majorBidi"/>
       <w:b/>
       <w:bCs/>
-      <w:color w:val="6C2BD9"/>
-      <w:sz w:val="30"/>
+      <w:color w:val="4F81BD" w:themeColor="accent1"/>
+      <w:sz w:val="26"/>
       <w:szCs w:val="26"/>
     </w:rPr>
   </w:style>
@@ -3585,15 +3247,14 @@
     <w:pPr>
       <w:keepNext/>
       <w:keepLines/>
-      <w:spacing w:before="160" w:after="120"/>
+      <w:spacing w:before="200" w:after="0"/>
       <w:outlineLvl w:val="2"/>
     </w:pPr>
     <w:rPr>
-      <w:rFonts w:asciiTheme="majorHAnsi" w:eastAsiaTheme="majorEastAsia" w:hAnsiTheme="majorHAnsi" w:cstheme="majorBidi" w:ascii="Calibri" w:hAnsi="Calibri" w:eastAsia="黑体"/>
+      <w:rFonts w:asciiTheme="majorHAnsi" w:eastAsiaTheme="majorEastAsia" w:hAnsiTheme="majorHAnsi" w:cstheme="majorBidi"/>
       <w:b/>
       <w:bCs/>
-      <w:color w:val="1A1A2E"/>
-      <w:sz w:val="26"/>
+      <w:color w:val="4F81BD" w:themeColor="accent1"/>
     </w:rPr>
   </w:style>
   <w:style w:type="paragraph" w:styleId="Heading4">
@@ -3609,17 +3270,16 @@
     <w:pPr>
       <w:keepNext/>
       <w:keepLines/>
-      <w:spacing w:before="160" w:after="120"/>
+      <w:spacing w:before="200" w:after="0"/>
       <w:outlineLvl w:val="3"/>
     </w:pPr>
     <w:rPr>
-      <w:rFonts w:asciiTheme="majorHAnsi" w:eastAsiaTheme="majorEastAsia" w:hAnsiTheme="majorHAnsi" w:cstheme="majorBidi" w:ascii="Calibri" w:hAnsi="Calibri" w:eastAsia="黑体"/>
+      <w:rFonts w:asciiTheme="majorHAnsi" w:eastAsiaTheme="majorEastAsia" w:hAnsiTheme="majorHAnsi" w:cstheme="majorBidi"/>
       <w:b/>
       <w:bCs/>
       <w:i/>
       <w:iCs/>
-      <w:color w:val="1A1A2E"/>
-      <w:sz w:val="23"/>
+      <w:color w:val="4F81BD" w:themeColor="accent1"/>
     </w:rPr>
   </w:style>
   <w:style w:type="paragraph" w:styleId="Heading5">
